--- a/courts/fourth-circuit/maryland/state/court-of-special-appeals/answering-brief/usage/OUTPUT-answering-brief.docx
+++ b/courts/fourth-circuit/maryland/state/court-of-special-appeals/answering-brief/usage/OUTPUT-answering-brief.docx
@@ -4450,13 +4450,7 @@
         <w:pStyle w:val="BodyText"/>
       </w:pPr>
       <w:r>
-        <w:t xml:space="preserve">The Maryland Public Information Act (the “MPIA”) is the vehicle by which members of the public can access the records of public agencies, including law enforcement agencies. Md. Code Ann., Gen. Provis. §§ 4</w:t>
-      </w:r>
-      <w:r>
-        <w:noBreakHyphen/>
-      </w:r>
-      <w:r>
-        <w:t xml:space="preserve">301,</w:t>
+        <w:t xml:space="preserve">The Maryland Public Information Act (the “MPIA”) is the vehicle by which members of the public can access the records of public agencies, including law enforcement agencies. Md. Code Ann., Gen. Provis. §§ 4-⁠301,</w:t>
       </w:r>
       <w:r>
         <w:t xml:space="preserve"> </w:t>
@@ -4472,13 +4466,7 @@
         <w:t xml:space="preserve"> </w:t>
       </w:r>
       <w:r>
-        <w:t xml:space="preserve">While the MPIA allows a record custodian to charge a “reasonable fee” for access to public records, the law also provides that the fee should be waived when “waiver would be in the public interest.” Md. Code Ann., Gen. Provis. § 4</w:t>
-      </w:r>
-      <w:r>
-        <w:noBreakHyphen/>
-      </w:r>
-      <w:r>
-        <w:t xml:space="preserve">206(e).</w:t>
+        <w:t xml:space="preserve">While the MPIA allows a record custodian to charge a “reasonable fee” for access to public records, the law also provides that the fee should be waived when “waiver would be in the public interest.” Md. Code Ann., Gen. Provis. § 4-⁠206(e).</w:t>
       </w:r>
       <w:r>
         <w:t xml:space="preserve"> </w:t>
@@ -4678,13 +4666,7 @@
         <w:noBreakHyphen/>
       </w:r>
       <w:r>
-        <w:t xml:space="preserve">29. In its request, the ACLU explained why production of the requested documents would be in the public interest and requested a public interest fee waiver pursuant to Md. Code Ann., Gen Provis. § 4</w:t>
-      </w:r>
-      <w:r>
-        <w:noBreakHyphen/>
-      </w:r>
-      <w:r>
-        <w:t xml:space="preserve">206(e).</w:t>
+        <w:t xml:space="preserve">29. In its request, the ACLU explained why production of the requested documents would be in the public interest and requested a public interest fee waiver pursuant to Md. Code Ann., Gen Provis. § 4-⁠206(e).</w:t>
       </w:r>
       <w:r>
         <w:t xml:space="preserve"> </w:t>
@@ -5290,13 +5272,31 @@
         <w:pStyle w:val="XdQuoteLast"/>
       </w:pPr>
       <w:r>
-        <w:t xml:space="preserve">(4) Award Plaintiff ACLU its costs, including attorneys’ fees, it has incurred in maintaining this action, as authorized by Md. Code, G.P. § 4</w:t>
+        <w:t xml:space="preserve">(4) Award Plaintiff ACLU its costs, including attorneys’ fees, it has incurred in maintaining this action, as authorized by Md. Code, G.P. § 4-⁠362(f).</w:t>
+      </w:r>
+    </w:p>
+    <w:p>
+      <w:pPr>
+        <w:pStyle w:val="BodyText"/>
+      </w:pPr>
+      <w:r>
+        <w:t xml:space="preserve">E.26</w:t>
       </w:r>
       <w:r>
         <w:noBreakHyphen/>
       </w:r>
       <w:r>
-        <w:t xml:space="preserve">362(f).</w:t>
+        <w:t xml:space="preserve">27. The Sheriff filed a motion to dismiss, which the Circuit Court denied. E.3. Thereafter, the parties engaged in discovery. One of the ACLU’s discovery requests to the Sheriff was for “[a]ll documents related to Plaintiff’s request for a fee waiver, including all documents reviewed, referred to, or relied upon in connection with Plaintiff’s fee waiver request.” E.250. The Sheriff agreed to produce “[a]ll existing non-privileged responsive documents.”</w:t>
+      </w:r>
+      <w:r>
+        <w:t xml:space="preserve"> </w:t>
+      </w:r>
+      <w:r>
+        <w:rPr>
+          <w:i/>
+          <w:iCs/>
+        </w:rPr>
+        <w:t xml:space="preserve">Id.</w:t>
       </w:r>
     </w:p>
     <w:p>
@@ -5304,23 +5304,51 @@
         <w:pStyle w:val="BodyText"/>
       </w:pPr>
       <w:r>
-        <w:t xml:space="preserve">E.26</w:t>
+        <w:t xml:space="preserve">The Sheriff produced just twelve pages in response to all of the ACLU’s discovery requests, E.71, including the aforementioned cost analyses, E.142, 144. The Sheriff identified and produced no documents pertaining to any analysis of the public interest factors. E.71</w:t>
       </w:r>
       <w:r>
         <w:noBreakHyphen/>
       </w:r>
       <w:r>
-        <w:t xml:space="preserve">27. The Sheriff filed a motion to dismiss, which the Circuit Court denied. E.3. Thereafter, the parties engaged in discovery. One of the ACLU’s discovery requests to the Sheriff was for “[a]ll documents related to Plaintiff’s request for a fee waiver, including all documents reviewed, referred to, or relied upon in connection with Plaintiff’s fee waiver request.” E.250. The Sheriff agreed to produce “[a]ll existing non-privileged responsive documents.”</w:t>
-      </w:r>
-      <w:r>
-        <w:t xml:space="preserve"> </w:t>
-      </w:r>
-      <w:r>
-        <w:rPr>
-          <w:i/>
-          <w:iCs/>
-        </w:rPr>
-        <w:t xml:space="preserve">Id.</w:t>
+        <w:t xml:space="preserve">72, 410.</w:t>
+      </w:r>
+    </w:p>
+    <w:p>
+      <w:pPr>
+        <w:pStyle w:val="BodyTextNote"/>
+      </w:pPr>
+      <w:r>
+        <w:t xml:space="preserve">After the close of discovery, the ACLU moved for summary judgment. E.48</w:t>
+      </w:r>
+      <w:r>
+        <w:noBreakHyphen/>
+      </w:r>
+      <w:r>
+        <w:t xml:space="preserve">265. The ACLU argued that the Sheriff acted arbitrarily and capriciously in denying the request for a fee waiver because he did not consider any factors other than the expense to the agency and the ACLU’s perceived ability to pay the fee. E.70</w:t>
+      </w:r>
+      <w:r>
+        <w:noBreakHyphen/>
+      </w:r>
+      <w:r>
+        <w:t xml:space="preserve">72. The ACLU explained that its MPIA request was plainly in the public interest under the standards set by the Attorney General and relevant caselaw, and provided evidence to that effect. E. 64</w:t>
+      </w:r>
+      <w:r>
+        <w:noBreakHyphen/>
+      </w:r>
+      <w:r>
+        <w:t xml:space="preserve">70.</w:t>
+      </w:r>
+      <w:r>
+        <w:rPr>
+          <w:rStyle w:val="FootnoteReference"/>
+        </w:rPr>
+        <w:footnoteReference w:id="11"/>
+      </w:r>
+      <w:r>
+        <w:t xml:space="preserve"> </w:t>
+      </w:r>
+      <w:r>
+        <w:t xml:space="preserve">In addition, the ACLU suggested that the Sheriff’s attempt to charge the ACLU a fee for public records was a perversion of the intent behind MPIA’s fee provision, as “the legislative history of the MPIA’s fee provision suggests that the General Assembly never intended discretionary fees to apply to a requester like the ACLU.” E.69.</w:t>
       </w:r>
     </w:p>
     <w:p>
@@ -5328,78 +5356,26 @@
         <w:pStyle w:val="BodyText"/>
       </w:pPr>
       <w:r>
-        <w:t xml:space="preserve">The Sheriff produced just twelve pages in response to all of the ACLU’s discovery requests, E.71, including the aforementioned cost analyses, E.142, 144. The Sheriff identified and produced no documents pertaining to any analysis of the public interest factors. E.71</w:t>
+        <w:t xml:space="preserve">The Sheriff cross-moved for summary judgment. E.266</w:t>
       </w:r>
       <w:r>
         <w:noBreakHyphen/>
       </w:r>
       <w:r>
-        <w:t xml:space="preserve">72, 410.</w:t>
-      </w:r>
-    </w:p>
-    <w:p>
-      <w:pPr>
-        <w:pStyle w:val="BodyTextNote"/>
-      </w:pPr>
-      <w:r>
-        <w:t xml:space="preserve">After the close of discovery, the ACLU moved for summary judgment. E.48</w:t>
+        <w:t xml:space="preserve">334. He argued that the denial of the fee waiver was not arbitrary and capricious because “the relevant public interest factors were brought to the Sheriff’s attention and by implication he rejected [them]” in denying the fee waiver request. E.274 (emphasis added). The Sheriff also argued that a fee waiver is never in the public interest when the MPIA request is “extremely broad” and the requester “withhold[s] information.” E.275. The Sheriff incorrectly asserted that the ACLU refused to work with his office or narrow its request, and argued that the ACLU left the Sheriff with “no choice” but to deny the fee waiver request because the ACLU declined to narrow its MPIA request to the Sheriff’s chosen specifications. E.277. Moreover, the Sheriff contended, “since there was no known recent complaints or news media coverage about strip searches by law enforcement, the Sheriff acted within his discretion under the MPIA and was not arbitrary and capricious in concluding that there was no apparent interest served by the request.” E.277. Finally, the Sheriff asked the Circuit Court to rule in his favor because to do otherwise would “open floodgates for broad, open-ended records requests” that agencies would have to “subsidize.” E.282.</w:t>
+      </w:r>
+    </w:p>
+    <w:p>
+      <w:pPr>
+        <w:pStyle w:val="BodyText"/>
+      </w:pPr>
+      <w:r>
+        <w:t xml:space="preserve">The Circuit Court held oral argument on April 14, 2023. E.387</w:t>
       </w:r>
       <w:r>
         <w:noBreakHyphen/>
       </w:r>
       <w:r>
-        <w:t xml:space="preserve">265. The ACLU argued that the Sheriff acted arbitrarily and capriciously in denying the request for a fee waiver because he did not consider any factors other than the expense to the agency and the ACLU’s perceived ability to pay the fee. E.70</w:t>
-      </w:r>
-      <w:r>
-        <w:noBreakHyphen/>
-      </w:r>
-      <w:r>
-        <w:t xml:space="preserve">72. The ACLU explained that its MPIA request was plainly in the public interest under the standards set by the Attorney General and relevant caselaw, and provided evidence to that effect. E. 64</w:t>
-      </w:r>
-      <w:r>
-        <w:noBreakHyphen/>
-      </w:r>
-      <w:r>
-        <w:t xml:space="preserve">70.</w:t>
-      </w:r>
-      <w:r>
-        <w:rPr>
-          <w:rStyle w:val="FootnoteReference"/>
-        </w:rPr>
-        <w:footnoteReference w:id="11"/>
-      </w:r>
-      <w:r>
-        <w:t xml:space="preserve"> </w:t>
-      </w:r>
-      <w:r>
-        <w:t xml:space="preserve">In addition, the ACLU suggested that the Sheriff’s attempt to charge the ACLU a fee for public records was a perversion of the intent behind MPIA’s fee provision, as “the legislative history of the MPIA’s fee provision suggests that the General Assembly never intended discretionary fees to apply to a requester like the ACLU.” E.69.</w:t>
-      </w:r>
-    </w:p>
-    <w:p>
-      <w:pPr>
-        <w:pStyle w:val="BodyText"/>
-      </w:pPr>
-      <w:r>
-        <w:t xml:space="preserve">The Sheriff cross-moved for summary judgment. E.266</w:t>
-      </w:r>
-      <w:r>
-        <w:noBreakHyphen/>
-      </w:r>
-      <w:r>
-        <w:t xml:space="preserve">334. He argued that the denial of the fee waiver was not arbitrary and capricious because “the relevant public interest factors were brought to the Sheriff’s attention and by implication he rejected [them]” in denying the fee waiver request. E.274 (emphasis added). The Sheriff also argued that a fee waiver is never in the public interest when the MPIA request is “extremely broad” and the requester “withhold[s] information.” E.275. The Sheriff incorrectly asserted that the ACLU refused to work with his office or narrow its request, and argued that the ACLU left the Sheriff with “no choice” but to deny the fee waiver request because the ACLU declined to narrow its MPIA request to the Sheriff’s chosen specifications. E.277. Moreover, the Sheriff contended, “since there was no known recent complaints or news media coverage about strip searches by law enforcement, the Sheriff acted within his discretion under the MPIA and was not arbitrary and capricious in concluding that there was no apparent interest served by the request.” E.277. Finally, the Sheriff asked the Circuit Court to rule in his favor because to do otherwise would “open floodgates for broad, open-ended records requests” that agencies would have to “subsidize.” E.282.</w:t>
-      </w:r>
-    </w:p>
-    <w:p>
-      <w:pPr>
-        <w:pStyle w:val="BodyText"/>
-      </w:pPr>
-      <w:r>
-        <w:t xml:space="preserve">The Circuit Court held oral argument on April 14, 2023. E.387</w:t>
-      </w:r>
-      <w:r>
-        <w:noBreakHyphen/>
-      </w:r>
-      <w:r>
         <w:t xml:space="preserve">473. The Court rejected out of hand the Sheriff’s contention that the MPIA request was too broad to qualify for a public interest fee waiver:</w:t>
       </w:r>
     </w:p>
@@ -5408,7 +5384,7 @@
         <w:pStyle w:val="XdQuoteFirst"/>
       </w:pPr>
       <w:r>
-        <w:t xml:space="preserve">The problem I think with your argument is it wasn’t an over-broad request. . . . I’m not buying your argument, because I think it was a fairly narrow search to begin with, and then you’re saying well, they wouldn’t narrow it further. It’s almost like penalizing them for being reasonable from the get-go.</w:t>
+        <w:t xml:space="preserve">The problem I think with your argument is it wasn’t an over-broad request. ⁠. ⁠. ⁠. I’m not buying your argument, because I think it was a fairly narrow search to begin with, and then you’re saying well, they wouldn’t narrow it further. It’s almost like penalizing them for being reasonable from the get-go.</w:t>
       </w:r>
     </w:p>
     <w:p>
@@ -6902,19 +6878,286 @@
         <w:pStyle w:val="BodyText"/>
       </w:pPr>
       <w:r>
-        <w:t xml:space="preserve">The MPIA provides that members of the public have a “[g]eneral right to information” “about the affairs of government and the official acts of public officials and employees.” Md. Code Ann., Gen. Provis. § 4</w:t>
+        <w:t xml:space="preserve">The MPIA provides that members of the public have a “[g]eneral right to information” “about the affairs of government and the official acts of public officials and employees.” Md. Code Ann., Gen. Provis. § 4-⁠103(a).</w:t>
+      </w:r>
+      <w:r>
+        <w:t xml:space="preserve"> </w:t>
+      </w:r>
+      <w:r>
+        <w:t xml:space="preserve">“Consistent with this broad remedial purpose, the General Assembly requires that we construe the MPIA ‘in favor of allowing inspection of a public record, with the least cost and least delay to the person or governmental unit that requests the inspection.’”</w:t>
+      </w:r>
+      <w:r>
+        <w:t xml:space="preserve"> </w:t>
+      </w:r>
+      <w:r>
+        <w:rPr>
+          <w:i/>
+          <w:iCs/>
+        </w:rPr>
+        <w:t xml:space="preserve">Open Justice</w:t>
+      </w:r>
+      <w:r>
+        <w:t xml:space="preserve">, 485 Md.</w:t>
+      </w:r>
+      <w:r>
+        <w:t xml:space="preserve"> </w:t>
+      </w:r>
+      <w:r>
+        <w:t xml:space="preserve">at 621 (quoting Md. Code Ann., Gen. Provis. § 4-⁠103(b)).</w:t>
+      </w:r>
+    </w:p>
+    <w:p>
+      <w:pPr>
+        <w:pStyle w:val="BodyText"/>
+      </w:pPr>
+      <w:r>
+        <w:t xml:space="preserve">The MPIA allows official document custodians to charge “a reasonable fee” for disclosing public records. Md. Code Ann., Gen. Provis. § 4-⁠206(b)⁠(1).</w:t>
+      </w:r>
+      <w:r>
+        <w:t xml:space="preserve"> </w:t>
+      </w:r>
+      <w:r>
+        <w:t xml:space="preserve">The MPIA also provides, however, that the custodian should waive this fee when, “after consideration of the ability of the applicant to pay the fee and other relevant factors, the official custodian determines that the waiver would be in the public interest.”</w:t>
+      </w:r>
+      <w:r>
+        <w:t xml:space="preserve"> </w:t>
+      </w:r>
+      <w:r>
+        <w:rPr>
+          <w:i/>
+          <w:iCs/>
+        </w:rPr>
+        <w:t xml:space="preserve">Id.</w:t>
+      </w:r>
+      <w:r>
+        <w:t xml:space="preserve"> </w:t>
+      </w:r>
+      <w:r>
+        <w:t xml:space="preserve">§ 4-⁠206(e)⁠(2)⁠(ii).</w:t>
+      </w:r>
+      <w:r>
+        <w:t xml:space="preserve"> </w:t>
+      </w:r>
+      <w:r>
+        <w:t xml:space="preserve">The custodian’s decision to grant or deny a fee waiver is discretionary, but their discretion “is not boundless.”</w:t>
+      </w:r>
+      <w:r>
+        <w:t xml:space="preserve"> </w:t>
+      </w:r>
+      <w:r>
+        <w:rPr>
+          <w:i/>
+          <w:iCs/>
+        </w:rPr>
+        <w:t xml:space="preserve">Open Justice</w:t>
+      </w:r>
+      <w:r>
+        <w:t xml:space="preserve">, 485 Md.</w:t>
+      </w:r>
+      <w:r>
+        <w:t xml:space="preserve"> </w:t>
+      </w:r>
+      <w:r>
+        <w:t xml:space="preserve">at 620. Custodians are empowered to decide, on a case-by-case basis, what some of the “other relevant factors” to the public interest determination are.</w:t>
+      </w:r>
+      <w:r>
+        <w:t xml:space="preserve"> </w:t>
+      </w:r>
+      <w:r>
+        <w:rPr>
+          <w:i/>
+          <w:iCs/>
+        </w:rPr>
+        <w:t xml:space="preserve">Id.</w:t>
+      </w:r>
+      <w:r>
+        <w:t xml:space="preserve"> </w:t>
+      </w:r>
+      <w:r>
+        <w:t xml:space="preserve">at 650</w:t>
       </w:r>
       <w:r>
         <w:noBreakHyphen/>
       </w:r>
       <w:r>
-        <w:t xml:space="preserve">103(a).</w:t>
-      </w:r>
-      <w:r>
-        <w:t xml:space="preserve"> </w:t>
-      </w:r>
-      <w:r>
-        <w:t xml:space="preserve">“Consistent with this broad remedial purpose, the General Assembly requires that we construe the MPIA ‘in favor of allowing inspection of a public record, with the least cost and least delay to the person or governmental unit that requests the inspection.’”</w:t>
+        <w:t xml:space="preserve">51. “However, in every case where a custodian is considering a public interest waiver under subsection (e)⁠(2)⁠(ii), the custodian</w:t>
+      </w:r>
+      <w:r>
+        <w:t xml:space="preserve"> </w:t>
+      </w:r>
+      <w:r>
+        <w:rPr>
+          <w:i/>
+          <w:iCs/>
+        </w:rPr>
+        <w:t xml:space="preserve">must at least consider</w:t>
+      </w:r>
+      <w:r>
+        <w:t xml:space="preserve"> </w:t>
+      </w:r>
+      <w:r>
+        <w:t xml:space="preserve">whether there would be any public benefit to disclosure of the requested records.”</w:t>
+      </w:r>
+      <w:r>
+        <w:t xml:space="preserve"> </w:t>
+      </w:r>
+      <w:r>
+        <w:rPr>
+          <w:i/>
+          <w:iCs/>
+        </w:rPr>
+        <w:t xml:space="preserve">Id.</w:t>
+      </w:r>
+      <w:r>
+        <w:t xml:space="preserve"> </w:t>
+      </w:r>
+      <w:r>
+        <w:t xml:space="preserve">at 651 (emphasis added).</w:t>
+      </w:r>
+    </w:p>
+    <w:p>
+      <w:pPr>
+        <w:pStyle w:val="BodyTextNote"/>
+      </w:pPr>
+      <w:r>
+        <w:t xml:space="preserve">Custodians are not without guidance in determining which factors are relevant to the public interest determination. The Maryland Attorney General publishes the Maryland Public Information Act Manual (“MPIA Manual”)</w:t>
+      </w:r>
+      <w:r>
+        <w:rPr>
+          <w:rStyle w:val="FootnoteReference"/>
+        </w:rPr>
+        <w:footnoteReference w:id="12"/>
+      </w:r>
+      <w:r>
+        <w:t xml:space="preserve"> </w:t>
+      </w:r>
+      <w:r>
+        <w:t xml:space="preserve">to provide custodians with guidance about how to interpret the MPIA’s provisions, including the treatment of fee waiver requests. The Attorney General advises custodians to waive fees “when a requester seeks information for a public purpose, rather than a narrow personal or commercial interest, because the public purpose might justify the expenditure of public funds to comply with the request.” MPIA Manual</w:t>
+      </w:r>
+      <w:r>
+        <w:t xml:space="preserve"> </w:t>
+      </w:r>
+      <w:r>
+        <w:t xml:space="preserve">at 7</w:t>
+      </w:r>
+      <w:r>
+        <w:noBreakHyphen/>
+      </w:r>
+      <w:r>
+        <w:t xml:space="preserve">5(D). A request is in the public interest where, for example, disclosure of the documents will “shed light on ‘a public controversy about official actions,’ or on ‘an agency’s performance of its public duties.’”</w:t>
+      </w:r>
+      <w:r>
+        <w:t xml:space="preserve"> </w:t>
+      </w:r>
+      <w:r>
+        <w:rPr>
+          <w:i/>
+          <w:iCs/>
+        </w:rPr>
+        <w:t xml:space="preserve">Id.</w:t>
+      </w:r>
+      <w:r>
+        <w:t xml:space="preserve"> </w:t>
+      </w:r>
+      <w:r>
+        <w:t xml:space="preserve">at 7</w:t>
+      </w:r>
+      <w:r>
+        <w:noBreakHyphen/>
+      </w:r>
+      <w:r>
+        <w:t xml:space="preserve">7 (quoting</w:t>
+      </w:r>
+      <w:r>
+        <w:t xml:space="preserve"> </w:t>
+      </w:r>
+      <w:r>
+        <w:rPr>
+          <w:i/>
+          <w:iCs/>
+        </w:rPr>
+        <w:t xml:space="preserve">Action Comm. for Transit v. Town of Chevy Chase</w:t>
+      </w:r>
+      <w:r>
+        <w:t xml:space="preserve">, 229 Md. App. 540, 557 (2016)).</w:t>
+      </w:r>
+    </w:p>
+    <w:p>
+      <w:pPr>
+        <w:pStyle w:val="BodyText"/>
+      </w:pPr>
+      <w:r>
+        <w:t xml:space="preserve">The Attorney General also advises custodians to consult the “helpful” case law interpreting FOIA’s fee waiver provision. MPIA Manual</w:t>
+      </w:r>
+      <w:r>
+        <w:t xml:space="preserve"> </w:t>
+      </w:r>
+      <w:r>
+        <w:t xml:space="preserve">at 7</w:t>
+      </w:r>
+      <w:r>
+        <w:noBreakHyphen/>
+      </w:r>
+      <w:r>
+        <w:t xml:space="preserve">7, 7</w:t>
+      </w:r>
+      <w:r>
+        <w:noBreakHyphen/>
+      </w:r>
+      <w:r>
+        <w:t xml:space="preserve">8;</w:t>
+      </w:r>
+      <w:r>
+        <w:t xml:space="preserve"> </w:t>
+      </w:r>
+      <w:r>
+        <w:rPr>
+          <w:i/>
+          <w:iCs/>
+        </w:rPr>
+        <w:t xml:space="preserve">see also Open Justice</w:t>
+      </w:r>
+      <w:r>
+        <w:t xml:space="preserve">, 485 Md.</w:t>
+      </w:r>
+      <w:r>
+        <w:t xml:space="preserve"> </w:t>
+      </w:r>
+      <w:r>
+        <w:t xml:space="preserve">at 653 n.25 (“[T]he Maryland Attorney General’s Public Information Act Manual provides commentary and citations to federal Freedom of Information Act (“FOIA”) cases concerning factors that may be relevant to the determination of whether a fee waiver would be in the public interest.”). Under FOIA, a waiver must be granted where disclosure will: “(1) shed light on the operations or activities of the government; (2) be likely to contribute significantly to public understanding of those operations or activities; and (3) not be primarily in the commercial interest of the requester.”</w:t>
+      </w:r>
+      <w:r>
+        <w:t xml:space="preserve"> </w:t>
+      </w:r>
+      <w:r>
+        <w:rPr>
+          <w:i/>
+          <w:iCs/>
+        </w:rPr>
+        <w:t xml:space="preserve">Cause of Action v. F.T.C.</w:t>
+      </w:r>
+      <w:r>
+        <w:t xml:space="preserve">, 799 F.3d 1108,</w:t>
+      </w:r>
+      <w:r>
+        <w:t xml:space="preserve"> </w:t>
+      </w:r>
+      <w:r>
+        <w:t xml:space="preserve">1115 (D.C. Cir. 2015) (citing 5 U.S.C. § 552(a)⁠(4)⁠(A)⁠(iii))</w:t>
+      </w:r>
+      <w:r>
+        <w:t xml:space="preserve"> </w:t>
+      </w:r>
+      <w:r>
+        <w:t xml:space="preserve">(internal quotation marks omitted).</w:t>
+      </w:r>
+    </w:p>
+    <w:p>
+      <w:pPr>
+        <w:pStyle w:val="BodyText"/>
+      </w:pPr>
+      <w:r>
+        <w:t xml:space="preserve">In making the public interest determination, a custodian may consider, as relevant factors, “the cost to the agency and the burden on the agency’s personnel to comply with the request.”</w:t>
       </w:r>
       <w:r>
         <w:t xml:space="preserve"> </w:t>
@@ -6933,297 +7176,6 @@
         <w:t xml:space="preserve"> </w:t>
       </w:r>
       <w:r>
-        <w:t xml:space="preserve">at 621 (quoting Md. Code Ann., Gen. Provis. § 4</w:t>
-      </w:r>
-      <w:r>
-        <w:noBreakHyphen/>
-      </w:r>
-      <w:r>
-        <w:t xml:space="preserve">103(b)).</w:t>
-      </w:r>
-    </w:p>
-    <w:p>
-      <w:pPr>
-        <w:pStyle w:val="BodyText"/>
-      </w:pPr>
-      <w:r>
-        <w:t xml:space="preserve">The MPIA allows official document custodians to charge “a reasonable fee” for disclosing public records. Md. Code Ann., Gen. Provis. § 4</w:t>
-      </w:r>
-      <w:r>
-        <w:noBreakHyphen/>
-      </w:r>
-      <w:r>
-        <w:t xml:space="preserve">206(b)⁠(1).</w:t>
-      </w:r>
-      <w:r>
-        <w:t xml:space="preserve"> </w:t>
-      </w:r>
-      <w:r>
-        <w:t xml:space="preserve">The MPIA also provides, however, that the custodian should waive this fee when, “after consideration of the ability of the applicant to pay the fee and other relevant factors, the official custodian determines that the waiver would be in the public interest.”</w:t>
-      </w:r>
-      <w:r>
-        <w:t xml:space="preserve"> </w:t>
-      </w:r>
-      <w:r>
-        <w:rPr>
-          <w:i/>
-          <w:iCs/>
-        </w:rPr>
-        <w:t xml:space="preserve">Id.</w:t>
-      </w:r>
-      <w:r>
-        <w:t xml:space="preserve"> </w:t>
-      </w:r>
-      <w:r>
-        <w:t xml:space="preserve">§ 4</w:t>
-      </w:r>
-      <w:r>
-        <w:noBreakHyphen/>
-      </w:r>
-      <w:r>
-        <w:t xml:space="preserve">206(e)⁠(2)⁠(ii).</w:t>
-      </w:r>
-      <w:r>
-        <w:t xml:space="preserve"> </w:t>
-      </w:r>
-      <w:r>
-        <w:t xml:space="preserve">The custodian’s decision to grant or deny a fee waiver is discretionary, but their discretion “is not boundless.”</w:t>
-      </w:r>
-      <w:r>
-        <w:t xml:space="preserve"> </w:t>
-      </w:r>
-      <w:r>
-        <w:rPr>
-          <w:i/>
-          <w:iCs/>
-        </w:rPr>
-        <w:t xml:space="preserve">Open Justice</w:t>
-      </w:r>
-      <w:r>
-        <w:t xml:space="preserve">, 485 Md.</w:t>
-      </w:r>
-      <w:r>
-        <w:t xml:space="preserve"> </w:t>
-      </w:r>
-      <w:r>
-        <w:t xml:space="preserve">at 620. Custodians are empowered to decide, on a case-by-case basis, what some of the “other relevant factors” to the public interest determination are.</w:t>
-      </w:r>
-      <w:r>
-        <w:t xml:space="preserve"> </w:t>
-      </w:r>
-      <w:r>
-        <w:rPr>
-          <w:i/>
-          <w:iCs/>
-        </w:rPr>
-        <w:t xml:space="preserve">Id.</w:t>
-      </w:r>
-      <w:r>
-        <w:t xml:space="preserve"> </w:t>
-      </w:r>
-      <w:r>
-        <w:t xml:space="preserve">at 650</w:t>
-      </w:r>
-      <w:r>
-        <w:noBreakHyphen/>
-      </w:r>
-      <w:r>
-        <w:t xml:space="preserve">51. “However, in every case where a custodian is considering a public interest waiver under subsection (e)⁠(2)⁠(ii), the custodian</w:t>
-      </w:r>
-      <w:r>
-        <w:t xml:space="preserve"> </w:t>
-      </w:r>
-      <w:r>
-        <w:rPr>
-          <w:i/>
-          <w:iCs/>
-        </w:rPr>
-        <w:t xml:space="preserve">must at least consider</w:t>
-      </w:r>
-      <w:r>
-        <w:t xml:space="preserve"> </w:t>
-      </w:r>
-      <w:r>
-        <w:t xml:space="preserve">whether there would be any public benefit to disclosure of the requested records.”</w:t>
-      </w:r>
-      <w:r>
-        <w:t xml:space="preserve"> </w:t>
-      </w:r>
-      <w:r>
-        <w:rPr>
-          <w:i/>
-          <w:iCs/>
-        </w:rPr>
-        <w:t xml:space="preserve">Id.</w:t>
-      </w:r>
-      <w:r>
-        <w:t xml:space="preserve"> </w:t>
-      </w:r>
-      <w:r>
-        <w:t xml:space="preserve">at 651 (emphasis added).</w:t>
-      </w:r>
-    </w:p>
-    <w:p>
-      <w:pPr>
-        <w:pStyle w:val="BodyTextNote"/>
-      </w:pPr>
-      <w:r>
-        <w:t xml:space="preserve">Custodians are not without guidance in determining which factors are relevant to the public interest determination. The Maryland Attorney General publishes the Maryland Public Information Act Manual (“MPIA Manual”)</w:t>
-      </w:r>
-      <w:r>
-        <w:rPr>
-          <w:rStyle w:val="FootnoteReference"/>
-        </w:rPr>
-        <w:footnoteReference w:id="12"/>
-      </w:r>
-      <w:r>
-        <w:t xml:space="preserve"> </w:t>
-      </w:r>
-      <w:r>
-        <w:t xml:space="preserve">to provide custodians with guidance about how to interpret the MPIA’s provisions, including the treatment of fee waiver requests. The Attorney General advises custodians to waive fees “when a requester seeks information for a public purpose, rather than a narrow personal or commercial interest, because the public purpose might justify the expenditure of public funds to comply with the request.” MPIA Manual</w:t>
-      </w:r>
-      <w:r>
-        <w:t xml:space="preserve"> </w:t>
-      </w:r>
-      <w:r>
-        <w:t xml:space="preserve">at 7</w:t>
-      </w:r>
-      <w:r>
-        <w:noBreakHyphen/>
-      </w:r>
-      <w:r>
-        <w:t xml:space="preserve">5(D). A request is in the public interest where, for example, disclosure of the documents will “shed light on ‘a public controversy about official actions,’ or on ‘an agency’s performance of its public duties.’”</w:t>
-      </w:r>
-      <w:r>
-        <w:t xml:space="preserve"> </w:t>
-      </w:r>
-      <w:r>
-        <w:rPr>
-          <w:i/>
-          <w:iCs/>
-        </w:rPr>
-        <w:t xml:space="preserve">Id.</w:t>
-      </w:r>
-      <w:r>
-        <w:t xml:space="preserve"> </w:t>
-      </w:r>
-      <w:r>
-        <w:t xml:space="preserve">at 7</w:t>
-      </w:r>
-      <w:r>
-        <w:noBreakHyphen/>
-      </w:r>
-      <w:r>
-        <w:t xml:space="preserve">7 (quoting</w:t>
-      </w:r>
-      <w:r>
-        <w:t xml:space="preserve"> </w:t>
-      </w:r>
-      <w:r>
-        <w:rPr>
-          <w:i/>
-          <w:iCs/>
-        </w:rPr>
-        <w:t xml:space="preserve">Action Comm. for Transit v. Town of Chevy Chase</w:t>
-      </w:r>
-      <w:r>
-        <w:t xml:space="preserve">, 229 Md. App. 540, 557 (2016)).</w:t>
-      </w:r>
-    </w:p>
-    <w:p>
-      <w:pPr>
-        <w:pStyle w:val="BodyText"/>
-      </w:pPr>
-      <w:r>
-        <w:t xml:space="preserve">The Attorney General also advises custodians to consult the “helpful” case law interpreting FOIA’s fee waiver provision. MPIA Manual</w:t>
-      </w:r>
-      <w:r>
-        <w:t xml:space="preserve"> </w:t>
-      </w:r>
-      <w:r>
-        <w:t xml:space="preserve">at 7</w:t>
-      </w:r>
-      <w:r>
-        <w:noBreakHyphen/>
-      </w:r>
-      <w:r>
-        <w:t xml:space="preserve">7, 7</w:t>
-      </w:r>
-      <w:r>
-        <w:noBreakHyphen/>
-      </w:r>
-      <w:r>
-        <w:t xml:space="preserve">8;</w:t>
-      </w:r>
-      <w:r>
-        <w:t xml:space="preserve"> </w:t>
-      </w:r>
-      <w:r>
-        <w:rPr>
-          <w:i/>
-          <w:iCs/>
-        </w:rPr>
-        <w:t xml:space="preserve">see also Open Justice</w:t>
-      </w:r>
-      <w:r>
-        <w:t xml:space="preserve">, 485 Md.</w:t>
-      </w:r>
-      <w:r>
-        <w:t xml:space="preserve"> </w:t>
-      </w:r>
-      <w:r>
-        <w:t xml:space="preserve">at 653 n.25 (“[T]he Maryland Attorney General’s Public Information Act Manual provides commentary and citations to federal Freedom of Information Act (“FOIA”) cases concerning factors that may be relevant to the determination of whether a fee waiver would be in the public interest.”). Under FOIA, a waiver must be granted where disclosure will: “(1) shed light on the operations or activities of the government; (2) be likely to contribute significantly to public understanding of those operations or activities; and (3) not be primarily in the commercial interest of the requester.”</w:t>
-      </w:r>
-      <w:r>
-        <w:t xml:space="preserve"> </w:t>
-      </w:r>
-      <w:r>
-        <w:rPr>
-          <w:i/>
-          <w:iCs/>
-        </w:rPr>
-        <w:t xml:space="preserve">Cause of Action v. F.T.C.</w:t>
-      </w:r>
-      <w:r>
-        <w:t xml:space="preserve">, 799 F.3d 1108,</w:t>
-      </w:r>
-      <w:r>
-        <w:t xml:space="preserve"> </w:t>
-      </w:r>
-      <w:r>
-        <w:t xml:space="preserve">1115 (D.C. Cir. 2015) (citing 5 U.S.C. § 552(a)⁠(4)⁠(A)⁠(iii))</w:t>
-      </w:r>
-      <w:r>
-        <w:t xml:space="preserve"> </w:t>
-      </w:r>
-      <w:r>
-        <w:t xml:space="preserve">(internal quotation marks omitted).</w:t>
-      </w:r>
-    </w:p>
-    <w:p>
-      <w:pPr>
-        <w:pStyle w:val="BodyText"/>
-      </w:pPr>
-      <w:r>
-        <w:t xml:space="preserve">In making the public interest determination, a custodian may consider, as relevant factors, “the cost to the agency and the burden on the agency’s personnel to comply with the request.”</w:t>
-      </w:r>
-      <w:r>
-        <w:t xml:space="preserve"> </w:t>
-      </w:r>
-      <w:r>
-        <w:rPr>
-          <w:i/>
-          <w:iCs/>
-        </w:rPr>
-        <w:t xml:space="preserve">Open Justice</w:t>
-      </w:r>
-      <w:r>
-        <w:t xml:space="preserve">, 485 Md.</w:t>
-      </w:r>
-      <w:r>
-        <w:t xml:space="preserve"> </w:t>
-      </w:r>
-      <w:r>
         <w:t xml:space="preserve">at 653. The custodian may not, however, consider only those factors.</w:t>
       </w:r>
       <w:r>
@@ -7237,7 +7189,7 @@
         <w:t xml:space="preserve">Burke</w:t>
       </w:r>
       <w:r>
-        <w:t xml:space="preserve">, 67 Md. App. at 157 (denial of fee waiver request was arbitrary and capricious because the custodian “considered no more than the expense to the City of locating and duplicating the documents” and “the perceived ability of the [requester] . . . to pay the City’s projected fee”);</w:t>
+        <w:t xml:space="preserve">, 67 Md. App. at 157 (denial of fee waiver request was arbitrary and capricious because the custodian “considered no more than the expense to the City of locating and duplicating the documents” and “the perceived ability of the [requester] ⁠. ⁠. ⁠. to pay the City’s projected fee”);</w:t>
       </w:r>
       <w:r>
         <w:t xml:space="preserve"> </w:t>
@@ -8248,7 +8200,7 @@
         <w:noBreakHyphen/>
       </w:r>
       <w:r>
-        <w:t xml:space="preserve">93. It is “plainly apparent” that records relating to Calvert County police officers’ use of strip and body cavity searches will “contain insight into the activities of . . . police officers and would indicate whether a certain officer’s actions were proper.”</w:t>
+        <w:t xml:space="preserve">93. It is “plainly apparent” that records relating to Calvert County police officers’ use of strip and body cavity searches will “contain insight into the activities of ⁠. ⁠. ⁠. police officers and would indicate whether a certain officer’s actions were proper.”</w:t>
       </w:r>
       <w:r>
         <w:t xml:space="preserve"> </w:t>
@@ -8941,7 +8893,7 @@
         <w:noBreakHyphen/>
       </w:r>
       <w:r>
-        <w:t xml:space="preserve">77 (1979) (“[B]ody cavity searches . . . represent one of the most grievous offenses against personal dignity and common decency.”) (Marshall, J., dissenting). When done needlessly or improperly, invasive search techniques may traumatize those subjected to them.</w:t>
+        <w:t xml:space="preserve">77 (1979) (“[B]ody cavity searches ⁠. ⁠. ⁠. represent one of the most grievous offenses against personal dignity and common decency.”) (Marshall, J., dissenting). When done needlessly or improperly, invasive search techniques may traumatize those subjected to them.</w:t>
       </w:r>
       <w:r>
         <w:t xml:space="preserve"> </w:t>
@@ -9009,13 +8961,7 @@
         <w:t xml:space="preserve"> </w:t>
       </w:r>
       <w:r>
-        <w:t xml:space="preserve">Md. Code Ann., Gen. Provis. § 4</w:t>
-      </w:r>
-      <w:r>
-        <w:noBreakHyphen/>
-      </w:r>
-      <w:r>
-        <w:t xml:space="preserve">311(c)⁠(1);</w:t>
+        <w:t xml:space="preserve">Md. Code Ann., Gen. Provis. § 4-⁠311(c)⁠(1);</w:t>
       </w:r>
       <w:r>
         <w:t xml:space="preserve"> </w:t>
@@ -9044,13 +8990,7 @@
         <w:t xml:space="preserve"> </w:t>
       </w:r>
       <w:r>
-        <w:t xml:space="preserve">Md. Code Ann., Pub. Safety § 3</w:t>
-      </w:r>
-      <w:r>
-        <w:noBreakHyphen/>
-      </w:r>
-      <w:r>
-        <w:t xml:space="preserve">524(d)⁠(1).</w:t>
+        <w:t xml:space="preserve">Md. Code Ann., Pub. Safety § 3-⁠524(d)⁠(1).</w:t>
       </w:r>
     </w:p>
     <w:p>
@@ -9074,13 +9014,7 @@
         <w:t xml:space="preserve"> </w:t>
       </w:r>
       <w:r>
-        <w:t xml:space="preserve">Md. Code Ann., Pub. Safety § 3</w:t>
-      </w:r>
-      <w:r>
-        <w:noBreakHyphen/>
-      </w:r>
-      <w:r>
-        <w:t xml:space="preserve">102.</w:t>
+        <w:t xml:space="preserve">Md. Code Ann., Pub. Safety § 3-⁠102.</w:t>
       </w:r>
       <w:r>
         <w:t xml:space="preserve"> </w:t>
@@ -10706,7 +10640,7 @@
         <w:t xml:space="preserve"> </w:t>
       </w:r>
       <w:r>
-        <w:t xml:space="preserve">Maryland Public Information Act Manual, 18th Ed. (October 2023), available at https://​​www.​marylandattorneygeneral.​gov/​​Pages/​​OpenGov/​​piamanual.​aspx. The version of the Manual in effect at the time the Sheriff rendered his decision in this case was substantively similar to the current one in relevant respects. The current version has been updated to include the Supreme Court of Maryland’s decision in</w:t>
+        <w:t xml:space="preserve">Maryland Public Information Act Manual, 18th Ed. (October 2023), available at https://​www.​marylandattorneygeneral.​gov/​Pages/​OpenGov/​piamanual.​aspx. The version of the Manual in effect at the time the Sheriff rendered his decision in this case was substantively similar to the current one in relevant respects. The current version has been updated to include the Supreme Court of Maryland’s decision in</w:t>
       </w:r>
       <w:r>
         <w:t xml:space="preserve"> </w:t>
@@ -11855,6 +11789,33 @@
       <w:ind w:left="2160" w:hanging="720"/>
     </w:pPr>
   </w:style>
+  <w:style w:type="paragraph" w:customStyle="1" w:styleId="XdQuoteList1">
+    <w:name w:val="Xd Quote List 1"/>
+    <w:basedOn w:val="Normal"/>
+    <w:qFormat/>
+    <w:pPr>
+      <w:spacing w:before="0" w:after="0" w:line="299" w:lineRule="exact"/>
+      <w:ind w:left="1440" w:right="720" w:hanging="720"/>
+    </w:pPr>
+  </w:style>
+  <w:style w:type="paragraph" w:customStyle="1" w:styleId="XdQuoteList2">
+    <w:name w:val="Xd Quote List 2"/>
+    <w:basedOn w:val="Normal"/>
+    <w:qFormat/>
+    <w:pPr>
+      <w:spacing w:before="0" w:after="0" w:line="299" w:lineRule="exact"/>
+      <w:ind w:left="2160" w:right="720" w:hanging="720"/>
+    </w:pPr>
+  </w:style>
+  <w:style w:type="paragraph" w:customStyle="1" w:styleId="XdQuoteList3">
+    <w:name w:val="Xd Quote List 3"/>
+    <w:basedOn w:val="Normal"/>
+    <w:qFormat/>
+    <w:pPr>
+      <w:spacing w:before="0" w:after="0" w:line="299" w:lineRule="exact"/>
+      <w:ind w:left="2880" w:right="720" w:hanging="720"/>
+    </w:pPr>
+  </w:style>
   <w:style w:type="paragraph" w:customStyle="1" w:styleId="XdList1">
     <w:name w:val="XdList1"/>
     <w:basedOn w:val="BodyText"/>

--- a/courts/fourth-circuit/maryland/state/court-of-special-appeals/answering-brief/usage/OUTPUT-answering-brief.docx
+++ b/courts/fourth-circuit/maryland/state/court-of-special-appeals/answering-brief/usage/OUTPUT-answering-brief.docx
@@ -307,11 +307,7 @@
         <w:t xml:space="preserve"> </w:t>
       </w:r>
       <w:r>
-        <w:t xml:space="preserve">24-C</w:t>
-        <w:noBreakHyphen/>
-        <w:t xml:space="preserve">22</w:t>
-        <w:noBreakHyphen/>
-        <w:t xml:space="preserve">001125</w:t>
+        <w:t xml:space="preserve">24-C-⁠22-⁠001125</w:t>
       </w:r>
       <w:r>
         <w:t xml:space="preserve"> </w:t>
@@ -594,9 +590,7 @@
               <w:t xml:space="preserve"> </w:t>
             </w:r>
             <w:r>
-              <w:t xml:space="preserve">21202</w:t>
-              <w:noBreakHyphen/>
-              <w:t xml:space="preserve">1031</w:t>
+              <w:t xml:space="preserve">21202-⁠1031</w:t>
             </w:r>
           </w:p>
           <w:p>
@@ -2396,9 +2390,7 @@
         <w:t xml:space="preserve"> </w:t>
       </w:r>
       <w:r>
-        <w:t xml:space="preserve">8</w:t>
-        <w:noBreakHyphen/>
-        <w:t xml:space="preserve">112</w:t>
+        <w:t xml:space="preserve">8-⁠112</w:t>
       </w:r>
       <w:r>
         <w:t xml:space="preserve"> </w:t>
@@ -3020,11 +3012,7 @@
         <w:t xml:space="preserve"> </w:t>
       </w:r>
       <w:r>
-        <w:t xml:space="preserve">GJH</w:t>
-        <w:noBreakHyphen/>
-        <w:t xml:space="preserve">20</w:t>
-        <w:noBreakHyphen/>
-        <w:t xml:space="preserve">00966,</w:t>
+        <w:t xml:space="preserve">GJH-⁠20-⁠00966,</w:t>
       </w:r>
       <w:r>
         <w:t xml:space="preserve"> </w:t>
@@ -3652,9 +3640,7 @@
         <w:t xml:space="preserve"> </w:t>
       </w:r>
       <w:r>
-        <w:t xml:space="preserve">4</w:t>
-        <w:noBreakHyphen/>
-        <w:t xml:space="preserve">103(a)</w:t>
+        <w:t xml:space="preserve">4-⁠103(a)</w:t>
       </w:r>
       <w:r>
         <w:t xml:space="preserve">   </w:t>
@@ -3712,9 +3698,7 @@
         <w:t xml:space="preserve"> </w:t>
       </w:r>
       <w:r>
-        <w:t xml:space="preserve">4</w:t>
-        <w:noBreakHyphen/>
-        <w:t xml:space="preserve">103(b)</w:t>
+        <w:t xml:space="preserve">4-⁠103(b)</w:t>
       </w:r>
       <w:r>
         <w:t xml:space="preserve">   </w:t>
@@ -3772,9 +3756,7 @@
         <w:t xml:space="preserve"> </w:t>
       </w:r>
       <w:r>
-        <w:t xml:space="preserve">4</w:t>
-        <w:noBreakHyphen/>
-        <w:t xml:space="preserve">206(b)⁠(1)</w:t>
+        <w:t xml:space="preserve">4-⁠206(b)⁠(1)</w:t>
       </w:r>
       <w:r>
         <w:t xml:space="preserve">   </w:t>
@@ -3832,9 +3814,7 @@
         <w:t xml:space="preserve"> </w:t>
       </w:r>
       <w:r>
-        <w:t xml:space="preserve">4</w:t>
-        <w:noBreakHyphen/>
-        <w:t xml:space="preserve">206(e)</w:t>
+        <w:t xml:space="preserve">4-⁠206(e)</w:t>
       </w:r>
       <w:r>
         <w:t xml:space="preserve">   </w:t>
@@ -3892,9 +3872,7 @@
         <w:t xml:space="preserve"> </w:t>
       </w:r>
       <w:r>
-        <w:t xml:space="preserve">4</w:t>
-        <w:noBreakHyphen/>
-        <w:t xml:space="preserve">301</w:t>
+        <w:t xml:space="preserve">4-⁠301</w:t>
       </w:r>
       <w:r>
         <w:t xml:space="preserve">   </w:t>
@@ -3952,9 +3930,7 @@
         <w:t xml:space="preserve"> </w:t>
       </w:r>
       <w:r>
-        <w:t xml:space="preserve">4</w:t>
-        <w:noBreakHyphen/>
-        <w:t xml:space="preserve">311(c)⁠(1)</w:t>
+        <w:t xml:space="preserve">4-⁠311(c)⁠(1)</w:t>
       </w:r>
       <w:r>
         <w:t xml:space="preserve">   </w:t>
@@ -4012,9 +3988,7 @@
         <w:t xml:space="preserve"> </w:t>
       </w:r>
       <w:r>
-        <w:t xml:space="preserve">3</w:t>
-        <w:noBreakHyphen/>
-        <w:t xml:space="preserve">102</w:t>
+        <w:t xml:space="preserve">3-⁠102</w:t>
       </w:r>
       <w:r>
         <w:t xml:space="preserve">   </w:t>
@@ -4072,9 +4046,7 @@
         <w:t xml:space="preserve"> </w:t>
       </w:r>
       <w:r>
-        <w:t xml:space="preserve">3</w:t>
-        <w:noBreakHyphen/>
-        <w:t xml:space="preserve">524(d)⁠(1)</w:t>
+        <w:t xml:space="preserve">3-⁠524(d)⁠(1)</w:t>
       </w:r>
       <w:r>
         <w:t xml:space="preserve">   </w:t>
@@ -4162,9 +4134,7 @@
         <w:t xml:space="preserve"> </w:t>
       </w:r>
       <w:r>
-        <w:t xml:space="preserve">8:20-cv</w:t>
-        <w:noBreakHyphen/>
-        <w:t xml:space="preserve">00966-GJH</w:t>
+        <w:t xml:space="preserve">8:20-cv-⁠00966-GJH</w:t>
       </w:r>
       <w:r>
         <w:t xml:space="preserve"> </w:t>
@@ -4545,13 +4515,7 @@
         <w:t xml:space="preserve"> </w:t>
       </w:r>
       <w:r>
-        <w:t xml:space="preserve">twice denied. E.150</w:t>
-      </w:r>
-      <w:r>
-        <w:noBreakHyphen/>
-      </w:r>
-      <w:r>
-        <w:t xml:space="preserve">51, 164. In reliance on this Court’s prior decisions, the Circuit Court below granted summary judgment in favor of the ACLU after finding that the Sheriff did not consider the relevant public interest factors and thus acted arbitrarily and capriciously in denying the request for a fee waiver. E.471, 474.</w:t>
+        <w:t xml:space="preserve">twice denied. E.150-⁠51, 164. In reliance on this Court’s prior decisions, the Circuit Court below granted summary judgment in favor of the ACLU after finding that the Sheriff did not consider the relevant public interest factors and thus acted arbitrarily and capriciously in denying the request for a fee waiver. E.471, 474.</w:t>
       </w:r>
     </w:p>
     <w:p>
@@ -4660,13 +4624,7 @@
         <w:pStyle w:val="BodyText"/>
       </w:pPr>
       <w:r>
-        <w:t xml:space="preserve">On July 22, 2021, the ACLU issued an MPIA request to the Calvert County Sheriff seeking documents related to his officers’ use of body searches, strip searches, and manual body cavity searches, from 2017 through the present. E.28</w:t>
-      </w:r>
-      <w:r>
-        <w:noBreakHyphen/>
-      </w:r>
-      <w:r>
-        <w:t xml:space="preserve">29. In its request, the ACLU explained why production of the requested documents would be in the public interest and requested a public interest fee waiver pursuant to Md. Code Ann., Gen Provis. § 4-⁠206(e).</w:t>
+        <w:t xml:space="preserve">On July 22, 2021, the ACLU issued an MPIA request to the Calvert County Sheriff seeking documents related to his officers’ use of body searches, strip searches, and manual body cavity searches, from 2017 through the present. E.28-⁠29. In its request, the ACLU explained why production of the requested documents would be in the public interest and requested a public interest fee waiver pursuant to Md. Code Ann., Gen Provis. § 4-⁠206(e).</w:t>
       </w:r>
       <w:r>
         <w:t xml:space="preserve"> </w:t>
@@ -4682,19 +4640,7 @@
         <w:t xml:space="preserve"> </w:t>
       </w:r>
       <w:r>
-        <w:t xml:space="preserve">Following a series of communications with the Sheriff’s Office in which the ACLU clarified and narrowed its MPIA request, E.129</w:t>
-      </w:r>
-      <w:r>
-        <w:noBreakHyphen/>
-      </w:r>
-      <w:r>
-        <w:t xml:space="preserve">39, the Sheriff twice denied ACLU’s request for a fee waiver, citing the expense to the agency and ACLU’s perceived ability to pay, E.150</w:t>
-      </w:r>
-      <w:r>
-        <w:noBreakHyphen/>
-      </w:r>
-      <w:r>
-        <w:t xml:space="preserve">51, 164.</w:t>
+        <w:t xml:space="preserve">Following a series of communications with the Sheriff’s Office in which the ACLU clarified and narrowed its MPIA request, E.129-⁠39, the Sheriff twice denied ACLU’s request for a fee waiver, citing the expense to the agency and ACLU’s perceived ability to pay, E.150-⁠51, 164.</w:t>
       </w:r>
     </w:p>
     <w:p>
@@ -4702,13 +4648,7 @@
         <w:pStyle w:val="BodyText"/>
       </w:pPr>
       <w:r>
-        <w:t xml:space="preserve">The ACLU filed suit in the Circuit Court for Baltimore City, E.20, alleging that the Sheriff improperly denied the ACLU’s fee waiver request. The Circuit Court denied the Sheriff’s motion to dismiss, E.3, and the parties engaged in discovery. At the close of discovery, the ACLU and the Sheriff both moved for summary judgment. E.48, 266. Following oral argument, the Circuit Court granted summary judgment in favor of the ACLU and reversed the Sheriff’s denial of the fee waiver request. E.387</w:t>
-      </w:r>
-      <w:r>
-        <w:noBreakHyphen/>
-      </w:r>
-      <w:r>
-        <w:t xml:space="preserve">473, 474. This appeal followed.</w:t>
+        <w:t xml:space="preserve">The ACLU filed suit in the Circuit Court for Baltimore City, E.20, alleging that the Sheriff improperly denied the ACLU’s fee waiver request. The Circuit Court denied the Sheriff’s motion to dismiss, E.3, and the parties engaged in discovery. At the close of discovery, the ACLU and the Sheriff both moved for summary judgment. E.48, 266. Following oral argument, the Circuit Court granted summary judgment in favor of the ACLU and reversed the Sheriff’s denial of the fee waiver request. E.387-⁠473, 474. This appeal followed.</w:t>
       </w:r>
     </w:p>
     <w:p>
@@ -4862,37 +4802,7 @@
         <w:pStyle w:val="BodyText"/>
       </w:pPr>
       <w:r>
-        <w:t xml:space="preserve">The ACLU of Maryland is a non-profit organization dedicated to protecting the civil rights and civil liberties of Marylanders. E.81</w:t>
-      </w:r>
-      <w:r>
-        <w:noBreakHyphen/>
-      </w:r>
-      <w:r>
-        <w:t xml:space="preserve">82, 84. In furtherance of its mission, the ACLU focuses on several key areas, including police practices and government transparency. E.84. The ACLU’s work often involves public records requests pursuant to the MPIA and its federal counterpart, the Freedom of Information Act (“FOIA”). E.88</w:t>
-      </w:r>
-      <w:r>
-        <w:noBreakHyphen/>
-      </w:r>
-      <w:r>
-        <w:t xml:space="preserve">123. Using documents obtained through public records requests, the ACLU authors reports on issues important to Marylanders and disseminates information on its website. E.88</w:t>
-      </w:r>
-      <w:r>
-        <w:noBreakHyphen/>
-      </w:r>
-      <w:r>
-        <w:t xml:space="preserve">106. The ACLU has also used public records requests to uncover and report on abuses of power within government agencies. E.91</w:t>
-      </w:r>
-      <w:r>
-        <w:noBreakHyphen/>
-      </w:r>
-      <w:r>
-        <w:t xml:space="preserve">94. Given the public interest nature of its work, the ACLU routinely asks that government agencies waive the fees associated with their MPIA requests. E.114</w:t>
-      </w:r>
-      <w:r>
-        <w:noBreakHyphen/>
-      </w:r>
-      <w:r>
-        <w:t xml:space="preserve">18. The agencies—including law enforcement agencies—typically grant the ACLU’s requests for public interest fee waivers.</w:t>
+        <w:t xml:space="preserve">The ACLU of Maryland is a non-profit organization dedicated to protecting the civil rights and civil liberties of Marylanders. E.81-⁠82, 84. In furtherance of its mission, the ACLU focuses on several key areas, including police practices and government transparency. E.84. The ACLU’s work often involves public records requests pursuant to the MPIA and its federal counterpart, the Freedom of Information Act (“FOIA”). E.88-⁠123. Using documents obtained through public records requests, the ACLU authors reports on issues important to Marylanders and disseminates information on its website. E.88-⁠106. The ACLU has also used public records requests to uncover and report on abuses of power within government agencies. E.91-⁠94. Given the public interest nature of its work, the ACLU routinely asks that government agencies waive the fees associated with their MPIA requests. E.114-⁠18. The agencies—including law enforcement agencies—typically grant the ACLU’s requests for public interest fee waivers.</w:t>
       </w:r>
       <w:r>
         <w:t xml:space="preserve"> </w:t>
@@ -4910,13 +4820,7 @@
         <w:pStyle w:val="BodyText"/>
       </w:pPr>
       <w:r>
-        <w:t xml:space="preserve">At the heart of this case is an MPIA request that the ACLU issued to the Calvert County Sheriff’s Office on July 22, 2021. E.28</w:t>
-      </w:r>
-      <w:r>
-        <w:noBreakHyphen/>
-      </w:r>
-      <w:r>
-        <w:t xml:space="preserve">29. In it, the ACLU requested records relating to the Sheriff’s use of body searches, strip searches, and manual body cavity searches from 2017 to present.</w:t>
+        <w:t xml:space="preserve">At the heart of this case is an MPIA request that the ACLU issued to the Calvert County Sheriff’s Office on July 22, 2021. E.28-⁠29. In it, the ACLU requested records relating to the Sheriff’s use of body searches, strip searches, and manual body cavity searches from 2017 to present.</w:t>
       </w:r>
       <w:r>
         <w:t xml:space="preserve"> </w:t>
@@ -4964,13 +4868,7 @@
         <w:pStyle w:val="BodyText"/>
       </w:pPr>
       <w:r>
-        <w:t xml:space="preserve">Internally, the ACLU was skeptical of the Sheriff Office’s insistence that strip and body cavity searches were rare, and suspected that the Sheriff was “really reluctant to actually produce any documents.” E.132</w:t>
-      </w:r>
-      <w:r>
-        <w:noBreakHyphen/>
-      </w:r>
-      <w:r>
-        <w:t xml:space="preserve">34. The ACLU had received complaints about such searches and believed that an internal affairs investigation had documented one as well.</w:t>
+        <w:t xml:space="preserve">Internally, the ACLU was skeptical of the Sheriff Office’s insistence that strip and body cavity searches were rare, and suspected that the Sheriff was “really reluctant to actually produce any documents.” E.132-⁠34. The ACLU had received complaints about such searches and believed that an internal affairs investigation had documented one as well.</w:t>
       </w:r>
       <w:r>
         <w:t xml:space="preserve"> </w:t>
@@ -5028,13 +4926,7 @@
         <w:pStyle w:val="BodyText"/>
       </w:pPr>
       <w:r>
-        <w:t xml:space="preserve">The Sheriff, through Lt. Colonel McDowell, formally responded to the MPIA request in a letter dated November 8, 2021. E.30</w:t>
-      </w:r>
-      <w:r>
-        <w:noBreakHyphen/>
-      </w:r>
-      <w:r>
-        <w:t xml:space="preserve">31. In it, McDowell noted that he had “asked that if you seek records of some specific incident to please specify the incident,” and that the ACLU “declined.”</w:t>
+        <w:t xml:space="preserve">The Sheriff, through Lt. Colonel McDowell, formally responded to the MPIA request in a letter dated November 8, 2021. E.30-⁠31. In it, McDowell noted that he had “asked that if you seek records of some specific incident to please specify the incident,” and that the ACLU “declined.”</w:t>
       </w:r>
       <w:r>
         <w:t xml:space="preserve"> </w:t>
@@ -5066,13 +4958,7 @@
         <w:t xml:space="preserve"> </w:t>
       </w:r>
       <w:r>
-        <w:t xml:space="preserve">The relevant case report, attached to the November 8 letter, detailed a February 2021 incident where a police officer performed a strip search in the bathroom of the Calvert County Sheriff’s Office. E.32</w:t>
-      </w:r>
-      <w:r>
-        <w:noBreakHyphen/>
-      </w:r>
-      <w:r>
-        <w:t xml:space="preserve">33. Though McDowell did not acknowledge it in the letter, this incident contradicted his earlier assertion that all strip and body cavity searches were performed by “deputies assigned to the Calvert County Detention Center within the facility.” E.138.</w:t>
+        <w:t xml:space="preserve">The relevant case report, attached to the November 8 letter, detailed a February 2021 incident where a police officer performed a strip search in the bathroom of the Calvert County Sheriff’s Office. E.32-⁠33. Though McDowell did not acknowledge it in the letter, this incident contradicted his earlier assertion that all strip and body cavity searches were performed by “deputies assigned to the Calvert County Detention Center within the facility.” E.138.</w:t>
       </w:r>
     </w:p>
     <w:p>
@@ -5130,13 +5016,7 @@
         <w:pStyle w:val="BodyText"/>
       </w:pPr>
       <w:r>
-        <w:t xml:space="preserve">E.36. Second, the ACLU asserted that “the public has an interest in reviewing the performance of the government actors who serve their communities,” an interest that is “particularly acute when it comes to records of police interactions with members of the public, including the records of the use of police searches identified in the July 22 request.” E.36</w:t>
-      </w:r>
-      <w:r>
-        <w:noBreakHyphen/>
-      </w:r>
-      <w:r>
-        <w:t xml:space="preserve">37. Third, the ACLU pointed out that “the request for records goes directly to an issue of substantial public controversy: the use of searches by police officers, particularly the types of searches of individuals that are the subject of our request.” E.37. The ACLU cited to the recent passage of the Maryland Police Accountability Act of 2021—a package of statewide police reform legislation that included a provision expanding public access to police use-of-force reports, known as Anton’s Law—as evidence that “[t]he General Assembly recently acknowledged the overwhelming public interest served by disclosure of police records[.]” E.37.</w:t>
+        <w:t xml:space="preserve">E.36. Second, the ACLU asserted that “the public has an interest in reviewing the performance of the government actors who serve their communities,” an interest that is “particularly acute when it comes to records of police interactions with members of the public, including the records of the use of police searches identified in the July 22 request.” E.36-⁠37. Third, the ACLU pointed out that “the request for records goes directly to an issue of substantial public controversy: the use of searches by police officers, particularly the types of searches of individuals that are the subject of our request.” E.37. The ACLU cited to the recent passage of the Maryland Police Accountability Act of 2021—a package of statewide police reform legislation that included a provision expanding public access to police use-of-force reports, known as Anton’s Law—as evidence that “[t]he General Assembly recently acknowledged the overwhelming public interest served by disclosure of police records[.]” E.37.</w:t>
       </w:r>
     </w:p>
     <w:p>
@@ -5144,13 +5024,7 @@
         <w:pStyle w:val="BodyText"/>
       </w:pPr>
       <w:r>
-        <w:t xml:space="preserve">The ACLU argued that, due to these public interest considerations, its MPIA request was precisely the type of request that government agencies are encouraged to fulfill without charging a fee. E.34</w:t>
-      </w:r>
-      <w:r>
-        <w:noBreakHyphen/>
-      </w:r>
-      <w:r>
-        <w:t xml:space="preserve">38. The ACLU’s letter directed the Sheriff to the Attorney General’s Maryland Public Information Act Manual, and also to several decisions of this Court holding that an agency acts arbitrarily and capriciously when it denies a fee waiver request without considering the relevant public interest factors.</w:t>
+        <w:t xml:space="preserve">The ACLU argued that, due to these public interest considerations, its MPIA request was precisely the type of request that government agencies are encouraged to fulfill without charging a fee. E.34-⁠38. The ACLU’s letter directed the Sheriff to the Attorney General’s Maryland Public Information Act Manual, and also to several decisions of this Court holding that an agency acts arbitrarily and capriciously when it denies a fee waiver request without considering the relevant public interest factors.</w:t>
       </w:r>
       <w:r>
         <w:t xml:space="preserve"> </w:t>
@@ -5222,13 +5096,7 @@
         <w:pStyle w:val="BodyText"/>
       </w:pPr>
       <w:r>
-        <w:t xml:space="preserve">On March 2, 2022, the ACLU filed suit against the Sheriff of Calvert County, alleging one count of Improper Denial of Waiver of Fees. E.20</w:t>
-      </w:r>
-      <w:r>
-        <w:noBreakHyphen/>
-      </w:r>
-      <w:r>
-        <w:t xml:space="preserve">42. In its Prayer for Relief, the ACLU asked the Court to:</w:t>
+        <w:t xml:space="preserve">On March 2, 2022, the ACLU filed suit against the Sheriff of Calvert County, alleging one count of Improper Denial of Waiver of Fees. E.20-⁠42. In its Prayer for Relief, the ACLU asked the Court to:</w:t>
       </w:r>
     </w:p>
     <w:p>
@@ -5280,13 +5148,7 @@
         <w:pStyle w:val="BodyText"/>
       </w:pPr>
       <w:r>
-        <w:t xml:space="preserve">E.26</w:t>
-      </w:r>
-      <w:r>
-        <w:noBreakHyphen/>
-      </w:r>
-      <w:r>
-        <w:t xml:space="preserve">27. The Sheriff filed a motion to dismiss, which the Circuit Court denied. E.3. Thereafter, the parties engaged in discovery. One of the ACLU’s discovery requests to the Sheriff was for “[a]ll documents related to Plaintiff’s request for a fee waiver, including all documents reviewed, referred to, or relied upon in connection with Plaintiff’s fee waiver request.” E.250. The Sheriff agreed to produce “[a]ll existing non-privileged responsive documents.”</w:t>
+        <w:t xml:space="preserve">E.26-⁠27. The Sheriff filed a motion to dismiss, which the Circuit Court denied. E.3. Thereafter, the parties engaged in discovery. One of the ACLU’s discovery requests to the Sheriff was for “[a]ll documents related to Plaintiff’s request for a fee waiver, including all documents reviewed, referred to, or relied upon in connection with Plaintiff’s fee waiver request.” E.250. The Sheriff agreed to produce “[a]ll existing non-privileged responsive documents.”</w:t>
       </w:r>
       <w:r>
         <w:t xml:space="preserve"> </w:t>
@@ -5304,13 +5166,7 @@
         <w:pStyle w:val="BodyText"/>
       </w:pPr>
       <w:r>
-        <w:t xml:space="preserve">The Sheriff produced just twelve pages in response to all of the ACLU’s discovery requests, E.71, including the aforementioned cost analyses, E.142, 144. The Sheriff identified and produced no documents pertaining to any analysis of the public interest factors. E.71</w:t>
-      </w:r>
-      <w:r>
-        <w:noBreakHyphen/>
-      </w:r>
-      <w:r>
-        <w:t xml:space="preserve">72, 410.</w:t>
+        <w:t xml:space="preserve">The Sheriff produced just twelve pages in response to all of the ACLU’s discovery requests, E.71, including the aforementioned cost analyses, E.142, 144. The Sheriff identified and produced no documents pertaining to any analysis of the public interest factors. E.71-⁠72, 410.</w:t>
       </w:r>
     </w:p>
     <w:p>
@@ -5318,25 +5174,7 @@
         <w:pStyle w:val="BodyTextNote"/>
       </w:pPr>
       <w:r>
-        <w:t xml:space="preserve">After the close of discovery, the ACLU moved for summary judgment. E.48</w:t>
-      </w:r>
-      <w:r>
-        <w:noBreakHyphen/>
-      </w:r>
-      <w:r>
-        <w:t xml:space="preserve">265. The ACLU argued that the Sheriff acted arbitrarily and capriciously in denying the request for a fee waiver because he did not consider any factors other than the expense to the agency and the ACLU’s perceived ability to pay the fee. E.70</w:t>
-      </w:r>
-      <w:r>
-        <w:noBreakHyphen/>
-      </w:r>
-      <w:r>
-        <w:t xml:space="preserve">72. The ACLU explained that its MPIA request was plainly in the public interest under the standards set by the Attorney General and relevant caselaw, and provided evidence to that effect. E. 64</w:t>
-      </w:r>
-      <w:r>
-        <w:noBreakHyphen/>
-      </w:r>
-      <w:r>
-        <w:t xml:space="preserve">70.</w:t>
+        <w:t xml:space="preserve">After the close of discovery, the ACLU moved for summary judgment. E.48-⁠265. The ACLU argued that the Sheriff acted arbitrarily and capriciously in denying the request for a fee waiver because he did not consider any factors other than the expense to the agency and the ACLU’s perceived ability to pay the fee. E.70-⁠72. The ACLU explained that its MPIA request was plainly in the public interest under the standards set by the Attorney General and relevant caselaw, and provided evidence to that effect. E. 64-⁠70.</w:t>
       </w:r>
       <w:r>
         <w:rPr>
@@ -5356,13 +5194,7 @@
         <w:pStyle w:val="BodyText"/>
       </w:pPr>
       <w:r>
-        <w:t xml:space="preserve">The Sheriff cross-moved for summary judgment. E.266</w:t>
-      </w:r>
-      <w:r>
-        <w:noBreakHyphen/>
-      </w:r>
-      <w:r>
-        <w:t xml:space="preserve">334. He argued that the denial of the fee waiver was not arbitrary and capricious because “the relevant public interest factors were brought to the Sheriff’s attention and by implication he rejected [them]” in denying the fee waiver request. E.274 (emphasis added). The Sheriff also argued that a fee waiver is never in the public interest when the MPIA request is “extremely broad” and the requester “withhold[s] information.” E.275. The Sheriff incorrectly asserted that the ACLU refused to work with his office or narrow its request, and argued that the ACLU left the Sheriff with “no choice” but to deny the fee waiver request because the ACLU declined to narrow its MPIA request to the Sheriff’s chosen specifications. E.277. Moreover, the Sheriff contended, “since there was no known recent complaints or news media coverage about strip searches by law enforcement, the Sheriff acted within his discretion under the MPIA and was not arbitrary and capricious in concluding that there was no apparent interest served by the request.” E.277. Finally, the Sheriff asked the Circuit Court to rule in his favor because to do otherwise would “open floodgates for broad, open-ended records requests” that agencies would have to “subsidize.” E.282.</w:t>
+        <w:t xml:space="preserve">The Sheriff cross-moved for summary judgment. E.266-⁠334. He argued that the denial of the fee waiver was not arbitrary and capricious because “the relevant public interest factors were brought to the Sheriff’s attention and by implication he rejected [them]” in denying the fee waiver request. E.274 (emphasis added). The Sheriff also argued that a fee waiver is never in the public interest when the MPIA request is “extremely broad” and the requester “withhold[s] information.” E.275. The Sheriff incorrectly asserted that the ACLU refused to work with his office or narrow its request, and argued that the ACLU left the Sheriff with “no choice” but to deny the fee waiver request because the ACLU declined to narrow its MPIA request to the Sheriff’s chosen specifications. E.277. Moreover, the Sheriff contended, “since there was no known recent complaints or news media coverage about strip searches by law enforcement, the Sheriff acted within his discretion under the MPIA and was not arbitrary and capricious in concluding that there was no apparent interest served by the request.” E.277. Finally, the Sheriff asked the Circuit Court to rule in his favor because to do otherwise would “open floodgates for broad, open-ended records requests” that agencies would have to “subsidize.” E.282.</w:t>
       </w:r>
     </w:p>
     <w:p>
@@ -5370,13 +5202,7 @@
         <w:pStyle w:val="BodyText"/>
       </w:pPr>
       <w:r>
-        <w:t xml:space="preserve">The Circuit Court held oral argument on April 14, 2023. E.387</w:t>
-      </w:r>
-      <w:r>
-        <w:noBreakHyphen/>
-      </w:r>
-      <w:r>
-        <w:t xml:space="preserve">473. The Court rejected out of hand the Sheriff’s contention that the MPIA request was too broad to qualify for a public interest fee waiver:</w:t>
+        <w:t xml:space="preserve">The Circuit Court held oral argument on April 14, 2023. E.387-⁠473. The Court rejected out of hand the Sheriff’s contention that the MPIA request was too broad to qualify for a public interest fee waiver:</w:t>
       </w:r>
     </w:p>
     <w:p>
@@ -5424,19 +5250,7 @@
         <w:pStyle w:val="BodyText"/>
       </w:pPr>
       <w:r>
-        <w:t xml:space="preserve">E.433</w:t>
-      </w:r>
-      <w:r>
-        <w:noBreakHyphen/>
-      </w:r>
-      <w:r>
-        <w:t xml:space="preserve">34, 440. The Circuit Court also stated that the public interest nature of the ACLU’s MPIA request was “patently obvious.” E.419</w:t>
-      </w:r>
-      <w:r>
-        <w:noBreakHyphen/>
-      </w:r>
-      <w:r>
-        <w:t xml:space="preserve">20;</w:t>
+        <w:t xml:space="preserve">E.433-⁠34, 440. The Circuit Court also stated that the public interest nature of the ACLU’s MPIA request was “patently obvious.” E.419-⁠20;</w:t>
       </w:r>
       <w:r>
         <w:t xml:space="preserve"> </w:t>
@@ -5452,19 +5266,7 @@
         <w:t xml:space="preserve"> </w:t>
       </w:r>
       <w:r>
-        <w:t xml:space="preserve">E.442, 445. While the Circuit Court appeared sympathetic to the Sheriff’s assertion that responding to MPIA requests is burdensome for government agencies, the Court noted that under the law, agencies “can’t only consider cost.” E.441</w:t>
-      </w:r>
-      <w:r>
-        <w:noBreakHyphen/>
-      </w:r>
-      <w:r>
-        <w:t xml:space="preserve">42. The Court “agree[d]” that the Sheriff was required “to come up with a reason other than money,” E.412, and found that “the only written documentary evidence of what [the Sheriff] considered is how much it was going to cost,” E.410. Near the end of the hearing, the Court asked the Sheriff the central question: “[W]here is there any indication you guys considered the public interest?” E.466. The Sheriff’s answer was nonresponsive. E.466</w:t>
-      </w:r>
-      <w:r>
-        <w:noBreakHyphen/>
-      </w:r>
-      <w:r>
-        <w:t xml:space="preserve">67.</w:t>
+        <w:t xml:space="preserve">E.442, 445. While the Circuit Court appeared sympathetic to the Sheriff’s assertion that responding to MPIA requests is burdensome for government agencies, the Court noted that under the law, agencies “can’t only consider cost.” E.441-⁠42. The Court “agree[d]” that the Sheriff was required “to come up with a reason other than money,” E.412, and found that “the only written documentary evidence of what [the Sheriff] considered is how much it was going to cost,” E.410. Near the end of the hearing, the Court asked the Sheriff the central question: “[W]here is there any indication you guys considered the public interest?” E.466. The Sheriff’s answer was nonresponsive. E.466-⁠67.</w:t>
       </w:r>
     </w:p>
     <w:p>
@@ -5750,13 +5552,7 @@
         <w:t xml:space="preserve"> </w:t>
       </w:r>
       <w:r>
-        <w:t xml:space="preserve">at 628</w:t>
-      </w:r>
-      <w:r>
-        <w:noBreakHyphen/>
-      </w:r>
-      <w:r>
-        <w:t xml:space="preserve">29. BPD informed OJB that, due to the breadth of its requests, the fee for search and production of responsive documents would be nearly $250,000.</w:t>
+        <w:t xml:space="preserve">at 628-⁠29. BPD informed OJB that, due to the breadth of its requests, the fee for search and production of responsive documents would be nearly $250,000.</w:t>
       </w:r>
       <w:r>
         <w:t xml:space="preserve"> </w:t>
@@ -5854,13 +5650,7 @@
         <w:t xml:space="preserve"> </w:t>
       </w:r>
       <w:r>
-        <w:t xml:space="preserve">at 635</w:t>
-      </w:r>
-      <w:r>
-        <w:noBreakHyphen/>
-      </w:r>
-      <w:r>
-        <w:t xml:space="preserve">39. BPD explained its denial as follows:</w:t>
+        <w:t xml:space="preserve">at 635-⁠39. BPD explained its denial as follows:</w:t>
       </w:r>
     </w:p>
     <w:p>
@@ -6051,13 +5841,7 @@
         <w:t xml:space="preserve"> </w:t>
       </w:r>
       <w:r>
-        <w:t xml:space="preserve">at 663</w:t>
-      </w:r>
-      <w:r>
-        <w:noBreakHyphen/>
-      </w:r>
-      <w:r>
-        <w:t xml:space="preserve">65. It rejected rationale (3) because “[t]he MPIA imposes no affirmative burden on requestors to demonstrate their inability to pay unless they are indigent and submit an affidavit of indigency,” and because BPD’s conclusion that OJB could afford the fee was itself arbitrary and capricious.</w:t>
+        <w:t xml:space="preserve">at 663-⁠65. It rejected rationale (3) because “[t]he MPIA imposes no affirmative burden on requestors to demonstrate their inability to pay unless they are indigent and submit an affidavit of indigency,” and because BPD’s conclusion that OJB could afford the fee was itself arbitrary and capricious.</w:t>
       </w:r>
       <w:r>
         <w:t xml:space="preserve"> </w:t>
@@ -6073,13 +5857,7 @@
         <w:t xml:space="preserve"> </w:t>
       </w:r>
       <w:r>
-        <w:t xml:space="preserve">at 666</w:t>
-      </w:r>
-      <w:r>
-        <w:noBreakHyphen/>
-      </w:r>
-      <w:r>
-        <w:t xml:space="preserve">67. With respect to rationale (4), the Court found as follows:</w:t>
+        <w:t xml:space="preserve">at 666-⁠67. With respect to rationale (4), the Court found as follows:</w:t>
       </w:r>
     </w:p>
     <w:p>
@@ -6105,13 +5883,7 @@
         <w:t xml:space="preserve"> </w:t>
       </w:r>
       <w:r>
-        <w:t xml:space="preserve">at 667</w:t>
-      </w:r>
-      <w:r>
-        <w:noBreakHyphen/>
-      </w:r>
-      <w:r>
-        <w:t xml:space="preserve">68 (citing</w:t>
+        <w:t xml:space="preserve">at 667-⁠68 (citing</w:t>
       </w:r>
       <w:r>
         <w:t xml:space="preserve"> </w:t>
@@ -6140,13 +5912,7 @@
         <w:t xml:space="preserve"> </w:t>
       </w:r>
       <w:r>
-        <w:t xml:space="preserve">at 668</w:t>
-      </w:r>
-      <w:r>
-        <w:noBreakHyphen/>
-      </w:r>
-      <w:r>
-        <w:t xml:space="preserve">69.</w:t>
+        <w:t xml:space="preserve">at 668-⁠69.</w:t>
       </w:r>
     </w:p>
     <w:p>
@@ -6189,13 +5955,7 @@
         <w:t xml:space="preserve"> </w:t>
       </w:r>
       <w:r>
-        <w:t xml:space="preserve">at 671</w:t>
-      </w:r>
-      <w:r>
-        <w:noBreakHyphen/>
-      </w:r>
-      <w:r>
-        <w:t xml:space="preserve">72. In this case, by contrast, the record reflects that the Sheriff has acted in bad faith, and that further delay will prejudice the ACLU.</w:t>
+        <w:t xml:space="preserve">at 671-⁠72. In this case, by contrast, the record reflects that the Sheriff has acted in bad faith, and that further delay will prejudice the ACLU.</w:t>
       </w:r>
     </w:p>
     <w:p>
@@ -6974,13 +6734,7 @@
         <w:t xml:space="preserve"> </w:t>
       </w:r>
       <w:r>
-        <w:t xml:space="preserve">at 650</w:t>
-      </w:r>
-      <w:r>
-        <w:noBreakHyphen/>
-      </w:r>
-      <w:r>
-        <w:t xml:space="preserve">51. “However, in every case where a custodian is considering a public interest waiver under subsection (e)⁠(2)⁠(ii), the custodian</w:t>
+        <w:t xml:space="preserve">at 650-⁠51. “However, in every case where a custodian is considering a public interest waiver under subsection (e)⁠(2)⁠(ii), the custodian</w:t>
       </w:r>
       <w:r>
         <w:t xml:space="preserve"> </w:t>
@@ -7038,13 +6792,7 @@
         <w:t xml:space="preserve"> </w:t>
       </w:r>
       <w:r>
-        <w:t xml:space="preserve">at 7</w:t>
-      </w:r>
-      <w:r>
-        <w:noBreakHyphen/>
-      </w:r>
-      <w:r>
-        <w:t xml:space="preserve">5(D). A request is in the public interest where, for example, disclosure of the documents will “shed light on ‘a public controversy about official actions,’ or on ‘an agency’s performance of its public duties.’”</w:t>
+        <w:t xml:space="preserve">at 7-⁠5(D). A request is in the public interest where, for example, disclosure of the documents will “shed light on ‘a public controversy about official actions,’ or on ‘an agency’s performance of its public duties.’”</w:t>
       </w:r>
       <w:r>
         <w:t xml:space="preserve"> </w:t>
@@ -7060,13 +6808,7 @@
         <w:t xml:space="preserve"> </w:t>
       </w:r>
       <w:r>
-        <w:t xml:space="preserve">at 7</w:t>
-      </w:r>
-      <w:r>
-        <w:noBreakHyphen/>
-      </w:r>
-      <w:r>
-        <w:t xml:space="preserve">7 (quoting</w:t>
+        <w:t xml:space="preserve">at 7-⁠7 (quoting</w:t>
       </w:r>
       <w:r>
         <w:t xml:space="preserve"> </w:t>
@@ -7093,19 +6835,7 @@
         <w:t xml:space="preserve"> </w:t>
       </w:r>
       <w:r>
-        <w:t xml:space="preserve">at 7</w:t>
-      </w:r>
-      <w:r>
-        <w:noBreakHyphen/>
-      </w:r>
-      <w:r>
-        <w:t xml:space="preserve">7, 7</w:t>
-      </w:r>
-      <w:r>
-        <w:noBreakHyphen/>
-      </w:r>
-      <w:r>
-        <w:t xml:space="preserve">8;</w:t>
+        <w:t xml:space="preserve">at 7-⁠7, 7-⁠8;</w:t>
       </w:r>
       <w:r>
         <w:t xml:space="preserve"> </w:t>
@@ -7653,13 +7383,7 @@
         <w:pStyle w:val="BodyText"/>
       </w:pPr>
       <w:r>
-        <w:t xml:space="preserve">The record in this case reveals, and the Circuit Court found, that the Sheriff denied the ACLU’s request for a fee waiver based solely on the costs associated with the search for and production of responsive records, and on his assumptions about the ACLU’s ability to pay the assessed fee. His decision was thus arbitrary and capricious. The Sheriff explained his first denial to the ACLU as follows: “Because [the ACLU] has the ability to pay and there is no apparent public interest served by your request, your request for a waiver of fees is denied.” E.150</w:t>
-      </w:r>
-      <w:r>
-        <w:noBreakHyphen/>
-      </w:r>
-      <w:r>
-        <w:t xml:space="preserve">51. In response to the ACLU’s request for reconsideration, which included an expanded explanation of the public interest served by its request, the Sheriff responded only that “[g]iven the Sheriff’s Office resources needed to satisfy the request, your request for a waiver of fees is denied.” E.39.</w:t>
+        <w:t xml:space="preserve">The record in this case reveals, and the Circuit Court found, that the Sheriff denied the ACLU’s request for a fee waiver based solely on the costs associated with the search for and production of responsive records, and on his assumptions about the ACLU’s ability to pay the assessed fee. His decision was thus arbitrary and capricious. The Sheriff explained his first denial to the ACLU as follows: “Because [the ACLU] has the ability to pay and there is no apparent public interest served by your request, your request for a waiver of fees is denied.” E.150-⁠51. In response to the ACLU’s request for reconsideration, which included an expanded explanation of the public interest served by its request, the Sheriff responded only that “[g]iven the Sheriff’s Office resources needed to satisfy the request, your request for a waiver of fees is denied.” E.39.</w:t>
       </w:r>
     </w:p>
     <w:p>
@@ -7692,13 +7416,7 @@
         <w:t xml:space="preserve"> </w:t>
       </w:r>
       <w:r>
-        <w:t xml:space="preserve">Tellingly, when asked point-blank by the Circuit Court to provide “any indication [that] you guys considered the public interest,” the Sheriff was unable to do so. E.466</w:t>
-      </w:r>
-      <w:r>
-        <w:noBreakHyphen/>
-      </w:r>
-      <w:r>
-        <w:t xml:space="preserve">67 (emphasis added).</w:t>
+        <w:t xml:space="preserve">Tellingly, when asked point-blank by the Circuit Court to provide “any indication [that] you guys considered the public interest,” the Sheriff was unable to do so. E.466-⁠67 (emphasis added).</w:t>
       </w:r>
     </w:p>
     <w:p>
@@ -8161,13 +7879,7 @@
         <w:pStyle w:val="BodyText"/>
       </w:pPr>
       <w:r>
-        <w:t xml:space="preserve">First, the Sheriff’s insistence that the ACLU’s MPIA request was too broad does not make it so. Rather, as the Circuit Court found, the request is limited—both in subject matter (specific types of invasive searches) and in temporal scope (from 2017 through the present). E.434, 28</w:t>
-      </w:r>
-      <w:r>
-        <w:noBreakHyphen/>
-      </w:r>
-      <w:r>
-        <w:t xml:space="preserve">29. The ACLU’s targeted request was issued in response to complaints from community members and aimed at gathering information about Calvert County police officers’ use of invasive search techniques. E.155. Even still, the ACLU was open to reasonable adjustments to the scope of the request and, following conversations with the Sheriff, agreed to narrow it. E.137. It is true that the Sheriff asked the ACLU to whittle its request down to a “specific incident.” E.30. But the ACLU declined that request for principled reasons related to the strict confidentiality it owes those who seek its assistance with their complaints, whose identities might be revealed if the request was narrowed in the way demanded by the Sheriff. E.155. That certainly does not make its request too broad. To the contrary, the Circuit Court found, “it was a fairly narrow search to begin with[.]” E.434. And, importantly, the point of the request was not to seek evidence concerning a specific incident but rather to examine the broader use of invasive search techniques by the Calvert County Sheriff’s Office.</w:t>
+        <w:t xml:space="preserve">First, the Sheriff’s insistence that the ACLU’s MPIA request was too broad does not make it so. Rather, as the Circuit Court found, the request is limited—both in subject matter (specific types of invasive searches) and in temporal scope (from 2017 through the present). E.434, 28-⁠29. The ACLU’s targeted request was issued in response to complaints from community members and aimed at gathering information about Calvert County police officers’ use of invasive search techniques. E.155. Even still, the ACLU was open to reasonable adjustments to the scope of the request and, following conversations with the Sheriff, agreed to narrow it. E.137. It is true that the Sheriff asked the ACLU to whittle its request down to a “specific incident.” E.30. But the ACLU declined that request for principled reasons related to the strict confidentiality it owes those who seek its assistance with their complaints, whose identities might be revealed if the request was narrowed in the way demanded by the Sheriff. E.155. That certainly does not make its request too broad. To the contrary, the Circuit Court found, “it was a fairly narrow search to begin with[.]” E.434. And, importantly, the point of the request was not to seek evidence concerning a specific incident but rather to examine the broader use of invasive search techniques by the Calvert County Sheriff’s Office.</w:t>
       </w:r>
     </w:p>
     <w:p>
@@ -8194,13 +7906,7 @@
         <w:t xml:space="preserve"> </w:t>
       </w:r>
       <w:r>
-        <w:t xml:space="preserve">123 n.5 (D.D.C. 2007) (in the FOIA context, “a requester is not required to provide evidence of the government failure it alleges in order to prevail on a fee waiver request”). The ACLU issued its request after receiving complaints about the use of invasive search techniques in Calvert County. E.155. The ACLU received these complaints in the context of a statewide public controversy about police misconduct in general and the inappropriate use of force in particular. E.169</w:t>
-      </w:r>
-      <w:r>
-        <w:noBreakHyphen/>
-      </w:r>
-      <w:r>
-        <w:t xml:space="preserve">93. It is “plainly apparent” that records relating to Calvert County police officers’ use of strip and body cavity searches will “contain insight into the activities of ⁠. ⁠. ⁠. police officers and would indicate whether a certain officer’s actions were proper.”</w:t>
+        <w:t xml:space="preserve">123 n.5 (D.D.C. 2007) (in the FOIA context, “a requester is not required to provide evidence of the government failure it alleges in order to prevail on a fee waiver request”). The ACLU issued its request after receiving complaints about the use of invasive search techniques in Calvert County. E.155. The ACLU received these complaints in the context of a statewide public controversy about police misconduct in general and the inappropriate use of force in particular. E.169-⁠93. It is “plainly apparent” that records relating to Calvert County police officers’ use of strip and body cavity searches will “contain insight into the activities of ⁠. ⁠. ⁠. police officers and would indicate whether a certain officer’s actions were proper.”</w:t>
       </w:r>
       <w:r>
         <w:t xml:space="preserve"> </w:t>
@@ -8240,19 +7946,7 @@
         <w:pStyle w:val="BodyTextNote"/>
       </w:pPr>
       <w:r>
-        <w:t xml:space="preserve">The Sheriff insists that, from its perspective, there is no “indication that strip and body cavity searches are a problem in Calvert County.” Brief of Appellant at 14. For this reason alone, the Sheriff suggests, the ACLU’s request has no public interest value. But the Sheriff’s purported certainty that there is no “problem” in Calvert County is curious given the record in this case. The Sheriff’s own cost analyses reveal that his office does not, in fact, keep track of instances in which police officers employ these types of invasive search techniques. E.142, 144. And the one responsive record that the Sheriff produced involved a strip search conducted in a manner inconsistent with the assurances Lt. Colonel McDowell previously provided to the ACLU. E.152</w:t>
-      </w:r>
-      <w:r>
-        <w:noBreakHyphen/>
-      </w:r>
-      <w:r>
-        <w:t xml:space="preserve">53, E.138</w:t>
-      </w:r>
-      <w:r>
-        <w:noBreakHyphen/>
-      </w:r>
-      <w:r>
-        <w:t xml:space="preserve">39. This search occurred just five months prior to the ACLU’s issuance of its MPIA request. E.152.</w:t>
+        <w:t xml:space="preserve">The Sheriff insists that, from its perspective, there is no “indication that strip and body cavity searches are a problem in Calvert County.” Brief of Appellant at 14. For this reason alone, the Sheriff suggests, the ACLU’s request has no public interest value. But the Sheriff’s purported certainty that there is no “problem” in Calvert County is curious given the record in this case. The Sheriff’s own cost analyses reveal that his office does not, in fact, keep track of instances in which police officers employ these types of invasive search techniques. E.142, 144. And the one responsive record that the Sheriff produced involved a strip search conducted in a manner inconsistent with the assurances Lt. Colonel McDowell previously provided to the ACLU. E.152-⁠53, E.138-⁠39. This search occurred just five months prior to the ACLU’s issuance of its MPIA request. E.152.</w:t>
       </w:r>
       <w:r>
         <w:rPr>
@@ -8283,13 +7977,7 @@
         <w:t xml:space="preserve"> </w:t>
       </w:r>
       <w:r>
-        <w:t xml:space="preserve">1310, 1313</w:t>
-      </w:r>
-      <w:r>
-        <w:noBreakHyphen/>
-      </w:r>
-      <w:r>
-        <w:t xml:space="preserve">14 (D.C. Cir. 2003) (“Contrary to the implications of the government’s argument, the American people have as much interest in knowing that key IRS decisions are free from the taint of conflict of interest as they have in discovering that they are not.”).</w:t>
+        <w:t xml:space="preserve">1310, 1313-⁠14 (D.C. Cir. 2003) (“Contrary to the implications of the government’s argument, the American people have as much interest in knowing that key IRS decisions are free from the taint of conflict of interest as they have in discovering that they are not.”).</w:t>
       </w:r>
     </w:p>
     <w:p>
@@ -8887,13 +8575,7 @@
         <w:t xml:space="preserve"> </w:t>
       </w:r>
       <w:r>
-        <w:t xml:space="preserve">576</w:t>
-      </w:r>
-      <w:r>
-        <w:noBreakHyphen/>
-      </w:r>
-      <w:r>
-        <w:t xml:space="preserve">77 (1979) (“[B]ody cavity searches ⁠. ⁠. ⁠. represent one of the most grievous offenses against personal dignity and common decency.”) (Marshall, J., dissenting). When done needlessly or improperly, invasive search techniques may traumatize those subjected to them.</w:t>
+        <w:t xml:space="preserve">576-⁠77 (1979) (“[B]ody cavity searches ⁠. ⁠. ⁠. represent one of the most grievous offenses against personal dignity and common decency.”) (Marshall, J., dissenting). When done needlessly or improperly, invasive search techniques may traumatize those subjected to them.</w:t>
       </w:r>
       <w:r>
         <w:t xml:space="preserve"> </w:t>
@@ -8925,13 +8607,7 @@
         <w:t xml:space="preserve"> </w:t>
       </w:r>
       <w:r>
-        <w:t xml:space="preserve">2740 (2011). The indignity of strip or body cavity searches may also be exacerbated if police officers disproportionately employ them against members of a minority group. E.422</w:t>
-      </w:r>
-      <w:r>
-        <w:noBreakHyphen/>
-      </w:r>
-      <w:r>
-        <w:t xml:space="preserve">25.</w:t>
+        <w:t xml:space="preserve">2740 (2011). The indignity of strip or body cavity searches may also be exacerbated if police officers disproportionately employ them against members of a minority group. E.422-⁠25.</w:t>
       </w:r>
     </w:p>
     <w:p>
@@ -8939,13 +8615,7 @@
         <w:pStyle w:val="BodyText"/>
       </w:pPr>
       <w:r>
-        <w:t xml:space="preserve">The clear public benefit of production of the requested documents is underscored by the context in which the ALCU made its request. The Maryland Police Accountability Act of 2021 included “Anton’s Law” and a new, statewide standard for when officers may use force. E.169</w:t>
-      </w:r>
-      <w:r>
-        <w:noBreakHyphen/>
-      </w:r>
-      <w:r>
-        <w:t xml:space="preserve">77. Anton’s Law, which expanded public access to records of police misconduct investigations, indicates a legislative preference for increased public oversight into police activity.</w:t>
+        <w:t xml:space="preserve">The clear public benefit of production of the requested documents is underscored by the context in which the ALCU made its request. The Maryland Police Accountability Act of 2021 included “Anton’s Law” and a new, statewide standard for when officers may use force. E.169-⁠77. Anton’s Law, which expanded public access to records of police misconduct investigations, indicates a legislative preference for increased public oversight into police activity.</w:t>
       </w:r>
       <w:r>
         <w:t xml:space="preserve"> </w:t>
@@ -9020,13 +8690,7 @@
         <w:t xml:space="preserve"> </w:t>
       </w:r>
       <w:r>
-        <w:t xml:space="preserve">After Calvert County commissioners released their proposal for the board, community groups complained that the proposed composition of the board included too many former police officers and pro-police representatives. E.212</w:t>
-      </w:r>
-      <w:r>
-        <w:noBreakHyphen/>
-      </w:r>
-      <w:r>
-        <w:t xml:space="preserve">15. One community group issued a statement that the police accountability board needed to prioritize transparency and civilian oversight; another decried the “‘good ole boy’ system” that “runs deep through Calvert” and was reflected in the police accountability board proposal.</w:t>
+        <w:t xml:space="preserve">After Calvert County commissioners released their proposal for the board, community groups complained that the proposed composition of the board included too many former police officers and pro-police representatives. E.212-⁠15. One community group issued a statement that the police accountability board needed to prioritize transparency and civilian oversight; another decried the “‘good ole boy’ system” that “runs deep through Calvert” and was reflected in the police accountability board proposal.</w:t>
       </w:r>
       <w:r>
         <w:t xml:space="preserve"> </w:t>
@@ -9044,13 +8708,7 @@
         <w:pStyle w:val="BodyText"/>
       </w:pPr>
       <w:r>
-        <w:t xml:space="preserve">The Sheriff’s efforts to distance the Calvert County Sheriff’s Office from the statewide controversy over policing are unavailing. Unsurprisingly, the Circuit Court concluded that it is “patently obvious” that the public would benefit from information about Calvert County police officers’ employment of strip and body cavity searches. E.419</w:t>
-      </w:r>
-      <w:r>
-        <w:noBreakHyphen/>
-      </w:r>
-      <w:r>
-        <w:t xml:space="preserve">20;</w:t>
+        <w:t xml:space="preserve">The Sheriff’s efforts to distance the Calvert County Sheriff’s Office from the statewide controversy over policing are unavailing. Unsurprisingly, the Circuit Court concluded that it is “patently obvious” that the public would benefit from information about Calvert County police officers’ employment of strip and body cavity searches. E.419-⁠20;</w:t>
       </w:r>
       <w:r>
         <w:t xml:space="preserve"> </w:t>
@@ -9310,13 +8968,7 @@
         <w:t xml:space="preserve"> </w:t>
       </w:r>
       <w:r>
-        <w:t xml:space="preserve">at 671</w:t>
-      </w:r>
-      <w:r>
-        <w:noBreakHyphen/>
-      </w:r>
-      <w:r>
-        <w:t xml:space="preserve">72.</w:t>
+        <w:t xml:space="preserve">at 671-⁠72.</w:t>
       </w:r>
     </w:p>
     <w:p>
@@ -9436,13 +9088,7 @@
         <w:t xml:space="preserve"> </w:t>
       </w:r>
       <w:r>
-        <w:t xml:space="preserve">at 671</w:t>
-      </w:r>
-      <w:r>
-        <w:noBreakHyphen/>
-      </w:r>
-      <w:r>
-        <w:t xml:space="preserve">72.</w:t>
+        <w:t xml:space="preserve">at 671-⁠72.</w:t>
       </w:r>
     </w:p>
     <w:p>
@@ -9867,9 +9513,7 @@
               <w:t xml:space="preserve"> </w:t>
             </w:r>
             <w:r>
-              <w:t xml:space="preserve">21202</w:t>
-              <w:noBreakHyphen/>
-              <w:t xml:space="preserve">1031</w:t>
+              <w:t xml:space="preserve">21202-⁠1031</w:t>
             </w:r>
           </w:p>
           <w:p>
@@ -10312,9 +9956,7 @@
           <w:b/>
           <w:bCs/>
         </w:rPr>
-        <w:t xml:space="preserve">8</w:t>
-        <w:noBreakHyphen/>
-        <w:t xml:space="preserve">112</w:t>
+        <w:t xml:space="preserve">8-⁠112</w:t>
       </w:r>
       <w:r>
         <w:rPr>
@@ -10336,25 +9978,7 @@
         <w:pStyle w:val="XdTail"/>
       </w:pPr>
       <w:r>
-        <w:t xml:space="preserve">I hereby certify that the foregoing paper was prepared in 13 point proportionally spaced Georgia font and contains 7,845 words, excluding the items set forth in Rule 8</w:t>
-      </w:r>
-      <w:r>
-        <w:noBreakHyphen/>
-      </w:r>
-      <w:r>
-        <w:t xml:space="preserve">503, and therefore it complies with the 9100-word limit set forth in Rule 8</w:t>
-      </w:r>
-      <w:r>
-        <w:noBreakHyphen/>
-      </w:r>
-      <w:r>
-        <w:t xml:space="preserve">503(d)⁠(1). This brief further complies with the requirements stated in Rule 8</w:t>
-      </w:r>
-      <w:r>
-        <w:noBreakHyphen/>
-      </w:r>
-      <w:r>
-        <w:t xml:space="preserve">112.</w:t>
+        <w:t xml:space="preserve">I hereby certify that the foregoing paper was prepared in 13 point proportionally spaced Georgia font and contains 7,845 words, excluding the items set forth in Rule 8-⁠503, and therefore it complies with the 9100-word limit set forth in Rule 8-⁠503(d)⁠(1). This brief further complies with the requirements stated in Rule 8-⁠112.</w:t>
       </w:r>
     </w:p>
     <w:p>
@@ -10697,13 +10321,7 @@
         <w:t xml:space="preserve"> </w:t>
       </w:r>
       <w:r>
-        <w:t xml:space="preserve">In its motion for summary judgment in the Circuit Court, the ACLU pointed out that the Sheriff and several of his officers were defending a lawsuit in the U.S. District Court for the District of Maryland alleging, inter alia, the unlawful use of a strip search. E.65</w:t>
-      </w:r>
-      <w:r>
-        <w:noBreakHyphen/>
-      </w:r>
-      <w:r>
-        <w:t xml:space="preserve">66 (citing</w:t>
+        <w:t xml:space="preserve">In its motion for summary judgment in the Circuit Court, the ACLU pointed out that the Sheriff and several of his officers were defending a lawsuit in the U.S. District Court for the District of Maryland alleging, inter alia, the unlawful use of a strip search. E.65-⁠66 (citing</w:t>
       </w:r>
       <w:r>
         <w:t xml:space="preserve"> </w:t>
@@ -10716,13 +10334,7 @@
         <w:t xml:space="preserve">Collington v. Calvert County</w:t>
       </w:r>
       <w:r>
-        <w:t xml:space="preserve">, Case No. 8:20-cv</w:t>
-      </w:r>
-      <w:r>
-        <w:noBreakHyphen/>
-      </w:r>
-      <w:r>
-        <w:t xml:space="preserve">00966-GJH</w:t>
+        <w:t xml:space="preserve">, Case No. 8:20-cv-⁠00966-GJH</w:t>
       </w:r>
       <w:r>
         <w:t xml:space="preserve"> </w:t>
@@ -10757,19 +10369,7 @@
         <w:t xml:space="preserve">Collington v. Calvert County</w:t>
       </w:r>
       <w:r>
-        <w:t xml:space="preserve">, No. GJH</w:t>
-      </w:r>
-      <w:r>
-        <w:noBreakHyphen/>
-      </w:r>
-      <w:r>
-        <w:t xml:space="preserve">20</w:t>
-      </w:r>
-      <w:r>
-        <w:noBreakHyphen/>
-      </w:r>
-      <w:r>
-        <w:t xml:space="preserve">00966, 2023 WL 1415626,</w:t>
+        <w:t xml:space="preserve">, No. GJH-⁠20-⁠00966, 2023 WL 1415626,</w:t>
       </w:r>
       <w:r>
         <w:t xml:space="preserve"> </w:t>
@@ -11537,7 +11137,7 @@
     <w:qFormat/>
     <w:pPr>
       <w:keepLines/>
-      <w:spacing w:before="0" w:after="140" w:line="299" w:lineRule="exact"/>
+      <w:spacing w:before="23" w:after="140" w:line="299" w:lineRule="exact"/>
     </w:pPr>
     <w:rPr>
       <w:sz w:val="26"/>
